--- a/manuscript/reviewer_report_JTM.docx
+++ b/manuscript/reviewer_report_JTM.docx
@@ -3,24 +3,18 @@
 <w:document xmlns:wpc="http://schemas.microsoft.com/office/word/2010/wordprocessingCanvas" xmlns:mo="http://schemas.microsoft.com/office/mac/office/2008/main" xmlns:mc="http://schemas.openxmlformats.org/markup-compatibility/2006" xmlns:mv="urn:schemas-microsoft-com:mac:vml" xmlns:o="urn:schemas-microsoft-com:office:office" xmlns:r="http://schemas.openxmlformats.org/officeDocument/2006/relationships" xmlns:m="http://schemas.openxmlformats.org/officeDocument/2006/math" xmlns:v="urn:schemas-microsoft-com:vml" xmlns:wp14="http://schemas.microsoft.com/office/word/2010/wordprocessingDrawing" xmlns:wp="http://schemas.openxmlformats.org/drawingml/2006/wordprocessingDrawing" xmlns:w10="urn:schemas-microsoft-com:office:word" xmlns:w="http://schemas.openxmlformats.org/wordprocessingml/2006/main" xmlns:w14="http://schemas.microsoft.com/office/word/2010/wordml" xmlns:wpg="http://schemas.microsoft.com/office/word/2010/wordprocessingGroup" xmlns:wpi="http://schemas.microsoft.com/office/word/2010/wordprocessingInk" xmlns:wne="http://schemas.microsoft.com/office/word/2006/wordml" xmlns:wps="http://schemas.microsoft.com/office/word/2010/wordprocessingShape" mc:Ignorable="w14 wp14">
   <w:body>
     <w:p>
-      <w:pPr>
-        <w:spacing w:before="280" w:after="80"/>
-      </w:pPr>
       <w:r>
         <w:rPr>
           <w:rFonts w:ascii="Calibri" w:hAnsi="Calibri"/>
           <w:b/>
           <w:i w:val="0"/>
-          <w:color w:val="000000"/>
+          <w:color w:val="1F4D78"/>
           <w:sz w:val="46"/>
         </w:rPr>
         <w:t>REVIEWER REPORT</w:t>
       </w:r>
     </w:p>
     <w:p>
-      <w:pPr>
-        <w:spacing w:after="320"/>
-      </w:pPr>
       <w:r>
         <w:rPr>
           <w:rFonts w:ascii="Calibri" w:hAnsi="Calibri"/>
@@ -29,7 +23,7 @@
           <w:color w:val="5A5A5A"/>
           <w:sz w:val="28"/>
         </w:rPr>
-        <w:t>A patient-level atlas of molecular and immune predictability from frozen TITAN whole-slide embeddings across 32 cancers</w:t>
+        <w:t>A patient-level TCGA discovery atlas of molecular and immune predictability from pretrained TITAN whole-slide representations across 32 cancers</w:t>
       </w:r>
     </w:p>
     <w:p>
@@ -94,7 +88,7 @@
           <w:color w:val="000000"/>
           <w:sz w:val="22"/>
         </w:rPr>
-        <w:t xml:space="preserve">Assessment: </w:t>
+        <w:t xml:space="preserve">Review basis: </w:t>
       </w:r>
       <w:r>
         <w:rPr>
@@ -104,7 +98,7 @@
           <w:color w:val="000000"/>
           <w:sz w:val="22"/>
         </w:rPr>
-        <w:t>Journal-style internal review; not an invited journal review</w:t>
+        <w:t>Fresh review of the revised manuscript, supplement and reproducibility materials</w:t>
       </w:r>
     </w:p>
     <w:p>
@@ -129,7 +123,7 @@
           <w:color w:val="000000"/>
           <w:sz w:val="22"/>
         </w:rPr>
-        <w:t>Major revision</w:t>
+        <w:t>Minor revision</w:t>
       </w:r>
     </w:p>
     <w:p>
@@ -154,14 +148,14 @@
           <w:color w:val="000000"/>
           <w:sz w:val="22"/>
         </w:rPr>
-        <w:t>15 August 2026</w:t>
+        <w:t>16 August 2026</w:t>
       </w:r>
     </w:p>
     <w:p>
       <w:pPr>
-        <w:spacing w:before="280" w:after="200"/>
+        <w:spacing w:before="240" w:after="200"/>
         <w:ind w:left="173" w:right="173"/>
-        <w:shd w:fill="F2F4F7"/>
+        <w:shd w:fill="EEF4F8"/>
       </w:pPr>
       <w:r>
         <w:rPr>
@@ -181,7 +175,7 @@
           <w:color w:val="000000"/>
           <w:sz w:val="22"/>
         </w:rPr>
-        <w:t>The manuscript is potentially suitable for the Molecular Pathology section and the patient-first reanalysis is substantially stronger than a slide-level screen. Its principal value is a transparent cancer-specific atlas, including negative results. However, the present evidence does not yet support the strength of the terms ‘supported’ and ‘predictable’ across the atlas. The multiplicity strategy, permutation resolution, model-selection stability, absence of an external cohort, and lack of a measured speed/benchmark comparison require major revision before the translational claims are persuasive.</w:t>
+        <w:t>This is a carefully reconstructed, patient-level TCGA discovery atlas. The revised work addresses the major scientific concerns that would otherwise prevent interpretation: multiple slides are aggregated before validation; molecular missingness is not labelled wild type; binary models use PLS–LDA; continuous and binary performance is reported with uncertainty; multiplicity is shown both within cancer and across cancers; and the absence of independent external validation is explicit. I found no further analysis essential for publication under the stated discovery-atlas framing.</w:t>
       </w:r>
     </w:p>
     <w:p>
@@ -195,7 +189,7 @@
     </w:p>
     <w:p>
       <w:pPr>
-        <w:spacing w:before="0" w:after="120" w:line="264" w:lineRule="auto"/>
+        <w:spacing w:after="120" w:line="264" w:lineRule="auto"/>
       </w:pPr>
       <w:r>
         <w:rPr>
@@ -205,12 +199,30 @@
           <w:color w:val="000000"/>
           <w:sz w:val="22"/>
         </w:rPr>
-        <w:t>The topic fits the journal’s Molecular Pathology remit because it applies a computational platform to molecular profiling of human tumour tissue. The study is broad, reproducible, and scientifically interesting. The cancer-specific framing and explicit distinction between unsupported and ineligible endpoints are important strengths. I would not reject the work on concept alone. Nevertheless, the current manuscript is best regarded as an internally validated discovery resource rather than a translational prediction study. I recommend major revision, with particular emphasis on more stable inferential testing, repeated validation of the discovery set, a measured computational benchmark, and either external validation or substantially narrower claims.</w:t>
+        <w:t>The manuscript fits the Molecular Pathology remit as a reproducible study of image-derived molecular and immune signals in human tumours. Its main contribution is not a claim that PLS outperforms other algorithms, but a transparent endpoint-by-endpoint atlas using a fixed pretrained representation. The authors appropriately refrain from clinical claims. I recommend minor revision limited to submission administration and permanent archiving.</w:t>
       </w:r>
     </w:p>
     <w:p>
       <w:pPr>
-        <w:spacing w:before="0" w:after="120" w:line="264" w:lineRule="auto"/>
+        <w:pStyle w:val="Heading1"/>
+        <w:keepNext/>
+      </w:pPr>
+      <w:r>
+        <w:t>Comments to the authors</w:t>
+      </w:r>
+    </w:p>
+    <w:p>
+      <w:pPr>
+        <w:pStyle w:val="Heading2"/>
+        <w:keepNext/>
+      </w:pPr>
+      <w:r>
+        <w:t>1. Scientific design and analysis</w:t>
+      </w:r>
+    </w:p>
+    <w:p>
+      <w:pPr>
+        <w:spacing w:after="120" w:line="264" w:lineRule="auto"/>
       </w:pPr>
       <w:r>
         <w:rPr>
@@ -220,16 +232,32 @@
           <w:color w:val="000000"/>
           <w:sz w:val="22"/>
         </w:rPr>
-        <w:t>If the journal requires evidence of transportability for predictive-model papers, the lack of any independent cohort may remain an editorial limitation after revision. A pre-submission enquiry to the Molecular Pathology editor would therefore be reasonable.</w:t>
+        <w:t>The patient is now the analysis unit and 843 patients with multiple eligible slides are pooled before outcome matching and fold assignment. The first-slide and tissue-source-site sensitivities are appropriate internal robustness checks. Mutation denominators are restricted to 8,476 MC3-profiled patients, while 919 patients without a matched profile remain missing; the nine retained protein-altering variant classes are now explicit and audited. The source-level aliquot and fusion-coverage audits make the outcome construction reproducible. The TCGA Clinical Data Resource now supplies descriptive characteristics for 9,385 matched participants, including age, recorded gender, race and broad stage overall and by cancer.</w:t>
       </w:r>
     </w:p>
     <w:p>
       <w:pPr>
-        <w:pStyle w:val="Heading1"/>
-        <w:keepNext/>
+        <w:spacing w:after="120" w:line="264" w:lineRule="auto"/>
       </w:pPr>
       <w:r>
-        <w:t>Major comments to the authors</w:t>
+        <w:rPr>
+          <w:rFonts w:ascii="Calibri" w:hAnsi="Calibri"/>
+          <w:b/>
+          <w:i w:val="0"/>
+          <w:color w:val="000000"/>
+          <w:sz w:val="22"/>
+        </w:rPr>
+        <w:t>No additional analysis requested.</w:t>
+      </w:r>
+      <w:r>
+        <w:rPr>
+          <w:rFonts w:ascii="Calibri" w:hAnsi="Calibri"/>
+          <w:b w:val="0"/>
+          <w:i w:val="0"/>
+          <w:color w:val="000000"/>
+          <w:sz w:val="22"/>
+        </w:rPr>
+        <w:t xml:space="preserve"> The manuscript should retain the exact wild-type, fusion-negative and patient-aggregation definitions during copyediting, and should not imply that descriptive demographics constitute subgroup model validation.</w:t>
       </w:r>
     </w:p>
     <w:p>
@@ -238,12 +266,12 @@
         <w:keepNext/>
       </w:pPr>
       <w:r>
-        <w:t>1. Multiplicity and permutation resolution are not adequate for the headline atlas claims</w:t>
+        <w:t>2. Multiplicity and interpretation</w:t>
       </w:r>
     </w:p>
     <w:p>
       <w:pPr>
-        <w:spacing w:before="0" w:after="120" w:line="264" w:lineRule="auto"/>
+        <w:spacing w:after="120" w:line="264" w:lineRule="auto"/>
       </w:pPr>
       <w:r>
         <w:rPr>
@@ -253,12 +281,12 @@
           <w:color w:val="000000"/>
           <w:sz w:val="22"/>
         </w:rPr>
-        <w:t>The primary Benjamini–Hochberg correction is performed separately within each cancer and endpoint family. This is defensible for a collection of disease-specific screens, but the manuscript’s headline is a 32-cancer atlas and it repeatedly totals discoveries across all cancers. Under the stricter across-cancer family correction, none of the 152 continuous Tier A/B results remains significant, and no mutation pair passes the global sensitivity. With only 99 completed permutations, the attainable p-values are coarse and q-values near 0.05 are unstable.</w:t>
+        <w:t>The final screen reports 219 continuous and 104 binary within-cancer candidates. The stricter across-cancer family correction retains 219 continuous and 39 mutation pairs. The 999-permutation target, finite-p correction, conservative sequential stopping and explicit global sensitivity are transparent for a discovery atlas. The manuscript appropriately acknowledges that the minimum empirical p-value of 0.001 limits attainable q-values in large global families, so global non-passage must not be read as evidence of no biological signal. The revised higher-effect/moderate-effect/screen-negative language is preferable to presenting internal tiers as clinical evidence grades.</w:t>
       </w:r>
     </w:p>
     <w:p>
       <w:pPr>
-        <w:spacing w:before="0" w:after="120" w:line="264" w:lineRule="auto"/>
+        <w:spacing w:after="120" w:line="264" w:lineRule="auto"/>
       </w:pPr>
       <w:r>
         <w:rPr>
@@ -268,7 +296,7 @@
           <w:color w:val="000000"/>
           <w:sz w:val="22"/>
         </w:rPr>
-        <w:t>Required revision:</w:t>
+        <w:t>No additional analysis requested.</w:t>
       </w:r>
       <w:r>
         <w:rPr>
@@ -278,7 +306,7 @@
           <w:color w:val="000000"/>
           <w:sz w:val="22"/>
         </w:rPr>
-        <w:t xml:space="preserve"> Run the implemented 999-permutation extension for every endpoint capable of entering Tier A or B, report Monte Carlo resolution and the number stopped early, and present the across-cancer family correction alongside the within-cancer correction in the main result tables and figures. Either use a hierarchical/global procedure for atlas-wide claims or consistently describe within-cancer findings as exploratory candidates rather than discoveries.</w:t>
+        <w:t xml:space="preserve"> Preserve the numerical distinction between within-cancer and across-cancer results in the abstract and conclusions.</w:t>
       </w:r>
     </w:p>
     <w:p>
@@ -287,12 +315,12 @@
         <w:keepNext/>
       </w:pPr>
       <w:r>
-        <w:t>2. Tier assignment relies on one nested-CV partition, while repeats are post-selection</w:t>
+        <w:t>3. Performance reporting and deployment metadata</w:t>
       </w:r>
     </w:p>
     <w:p>
       <w:pPr>
-        <w:spacing w:before="0" w:after="120" w:line="264" w:lineRule="auto"/>
+        <w:spacing w:after="120" w:line="264" w:lineRule="auto"/>
       </w:pPr>
       <w:r>
         <w:rPr>
@@ -302,12 +330,12 @@
           <w:color w:val="000000"/>
           <w:sz w:val="22"/>
         </w:rPr>
-        <w:t>The screen uses one five-outer-by-five-inner nested split. Five additional nested-CV repeats are then run only for endpoints already selected as Tier A/B. This demonstrates sensitivity of selected models to partitioning, but it does not remove winner’s curse or show how often all candidate endpoints would be selected. The phrase ‘nested 5×5 cross-validation’ may also be misread as 25 repeated outer evaluations rather than five outer folds with five-fold inner tuning.</w:t>
+        <w:t>The 24 highlighted models report sensitivity, specificity, balanced accuracy and AUROC for binary outcomes and Q², RMSE and Spearman correlation for continuous outcomes, with patient-cluster bootstrap intervals. The Discussion correctly clarifies that these intervals are conditional on endpoint selection in the same TCGA atlas and do not remove winner's-curse optimism or estimate external performance. The observed-versus-predicted figure is useful. Model artifacts record ordered feature schema, checksums, training ranges, pooling, endpoint transformations, output units, class coding, priors, decision behaviour, calibration status and external-validation status. The registry also reports the exact fastPLS commit, computation backend and exclusive seeded rSVD configuration. Removal of training latent-score and fitted-value rows strengthens the portability claim.</w:t>
       </w:r>
     </w:p>
     <w:p>
       <w:pPr>
-        <w:spacing w:before="0" w:after="120" w:line="264" w:lineRule="auto"/>
+        <w:spacing w:after="120" w:line="264" w:lineRule="auto"/>
       </w:pPr>
       <w:r>
         <w:rPr>
@@ -317,7 +345,7 @@
           <w:color w:val="000000"/>
           <w:sz w:val="22"/>
         </w:rPr>
-        <w:t>Required revision:</w:t>
+        <w:t>No additional analysis requested.</w:t>
       </w:r>
       <w:r>
         <w:rPr>
@@ -327,7 +355,7 @@
           <w:color w:val="000000"/>
           <w:sz w:val="22"/>
         </w:rPr>
-        <w:t xml:space="preserve"> State the design unambiguously. Re-evaluate at least all effect-eligible endpoints across repeated nested partitions and base the main effect estimate or tier on a prespecified aggregate across repeats. Report variation intervals and tier stability. If computational constraints prevent this, label the tiers as single-partition screening tiers and move the repeated estimates into the principal evidence for each highlighted endpoint.</w:t>
+        <w:t xml:space="preserve"> Continue to describe LDA scores as uncalibrated and all fitted objects as research-only TCGA models.</w:t>
       </w:r>
     </w:p>
     <w:p>
@@ -336,12 +364,12 @@
         <w:keepNext/>
       </w:pPr>
       <w:r>
-        <w:t>3. External validation and translational positioning</w:t>
+        <w:t>4. Relation to prior work and translational positioning</w:t>
       </w:r>
     </w:p>
     <w:p>
       <w:pPr>
-        <w:spacing w:before="0" w:after="120" w:line="264" w:lineRule="auto"/>
+        <w:spacing w:after="120" w:line="264" w:lineRule="auto"/>
       </w:pPr>
       <w:r>
         <w:rPr>
@@ -351,12 +379,12 @@
           <w:color w:val="000000"/>
           <w:sz w:val="22"/>
         </w:rPr>
-        <w:t>All model development, selection, permutation testing, site sensitivity, and final fitting use TCGA. Tissue-source-site grouping is valuable but cannot establish transportability to another scanner, laboratory, stain distribution, tissue preparation, or patient population. The manuscript acknowledges this, yet terms such as ‘predictable,’ ‘supported models,’ and the emphasis on external reuse can still be interpreted as validated clinical prediction.</w:t>
+        <w:t>The expanded review now covers mutation, MSI, gene expression, continuous biomarkers, fusions, homologous-recombination deficiency and tumour-microenvironment prediction, and it distinguishes internal current metrics from prior external AUROCs and correlations. The manuscript correctly documents that TCGA was excluded from TITAN's Mass-340K pretraining but used in TITAN's downstream evaluation. It is therefore accurate to call this a secondary TCGA discovery atlas rather than independent validation.</w:t>
       </w:r>
     </w:p>
     <w:p>
       <w:pPr>
-        <w:spacing w:before="0" w:after="120" w:line="264" w:lineRule="auto"/>
+        <w:spacing w:after="120" w:line="264" w:lineRule="auto"/>
       </w:pPr>
       <w:r>
         <w:rPr>
@@ -366,7 +394,7 @@
           <w:color w:val="000000"/>
           <w:sz w:val="22"/>
         </w:rPr>
-        <w:t>Required revision:</w:t>
+        <w:t>No additional analysis requested.</w:t>
       </w:r>
       <w:r>
         <w:rPr>
@@ -376,7 +404,7 @@
           <w:color w:val="000000"/>
           <w:sz w:val="22"/>
         </w:rPr>
-        <w:t xml:space="preserve"> Add an independent cohort if compatible slides and outcomes can be obtained. Otherwise recast the paper consistently as a discovery atlas and model-development resource, avoid diagnostic language, place ‘internal validation only’ in the abstract Results and Conclusions, and define a concrete external-validation protocol as the next required stage.</w:t>
+        <w:t xml:space="preserve"> External validation remains the next research stage, not a condition that can be satisfied by further TCGA resampling.</w:t>
       </w:r>
     </w:p>
     <w:p>
@@ -385,12 +413,12 @@
         <w:keepNext/>
       </w:pPr>
       <w:r>
-        <w:t>4. The claimed advantage of speed is not directly demonstrated</w:t>
+        <w:t>5. Reproducibility and model redistribution</w:t>
       </w:r>
     </w:p>
     <w:p>
       <w:pPr>
-        <w:spacing w:before="0" w:after="120" w:line="264" w:lineRule="auto"/>
+        <w:spacing w:after="120" w:line="264" w:lineRule="auto"/>
       </w:pPr>
       <w:r>
         <w:rPr>
@@ -400,12 +428,12 @@
           <w:color w:val="000000"/>
           <w:sz w:val="22"/>
         </w:rPr>
-        <w:t>The Introduction and Discussion identify rapid reuse as the main advantage over task-specific CNNs, but no wall-clock time, hardware use, memory use, or comparator benchmark is reported. Once embeddings exist, PLS is plausibly fast, but the one-time TITAN extraction cost is substantial and should not be separated from the intended deployment workflow without measurements.</w:t>
+        <w:t>The public repository claim is now limited to files that can actually be released. The TITAN model terms restrict redistribution of derivative models, so retaining local fitted objects while publishing version-controlled fitting code, inference code, registry metadata and hashes is the correct conservative approach.</w:t>
       </w:r>
     </w:p>
     <w:p>
       <w:pPr>
-        <w:spacing w:before="0" w:after="120" w:line="264" w:lineRule="auto"/>
+        <w:spacing w:after="120" w:line="264" w:lineRule="auto"/>
       </w:pPr>
       <w:r>
         <w:rPr>
@@ -415,7 +443,7 @@
           <w:color w:val="000000"/>
           <w:sz w:val="22"/>
         </w:rPr>
-        <w:t>Required revision:</w:t>
+        <w:t>Required before submission:</w:t>
       </w:r>
       <w:r>
         <w:rPr>
@@ -425,7 +453,7 @@
           <w:color w:val="000000"/>
           <w:sz w:val="22"/>
         </w:rPr>
-        <w:t xml:space="preserve"> Provide a reproducible runtime benchmark for representative continuous and binary targets and for the complete screening stage, including hardware, number of patients, number of endpoints, permutations, and peak memory. Separate embedding-extraction cost from downstream model fitting. A simple comparator such as elastic-net regression/logistic regression should be included to establish whether PLS offers a useful accuracy–speed trade-off rather than speed alone.</w:t>
+        <w:t xml:space="preserve"> create a versioned repository release with a persistent DOI. Do not upload fitted TITAN-derived RDS objects unless written permission or compatible terms are obtained. This is an administrative release condition and does not require a new scientific analysis.</w:t>
       </w:r>
     </w:p>
     <w:p>
@@ -434,12 +462,12 @@
         <w:keepNext/>
       </w:pPr>
       <w:r>
-        <w:t>5. Clarify overlap between TITAN pretraining and the downstream TCGA cohort</w:t>
+        <w:t>6. Administrative completion</w:t>
       </w:r>
     </w:p>
     <w:p>
       <w:pPr>
-        <w:spacing w:before="0" w:after="120" w:line="264" w:lineRule="auto"/>
+        <w:spacing w:after="120" w:line="264" w:lineRule="auto"/>
       </w:pPr>
       <w:r>
         <w:rPr>
@@ -449,46 +477,30 @@
           <w:color w:val="000000"/>
           <w:sz w:val="22"/>
         </w:rPr>
-        <w:t>TITAN was pretrained on a very large collection and used report alignment. The manuscript should state explicitly whether the TCGA slides analysed here were part of TITAN pretraining and whether their reports or identifiers contributed to vision–language alignment. This is not necessarily outcome leakage, because the downstream labels differ, but it changes the interpretation from fully independent transfer to reuse on potentially seen images.</w:t>
+        <w:t>Required before submission: replace the remaining placeholders for funding, competing interests and author contributions; confirm the institutional ethics/waiver wording. Aamilah Ismail's New York University Abu Dhabi affiliation and email have been restored from the original supplied manuscript. Ekene Emmanuel Nweke's University of the Witwatersrand affiliation has been added; an email address was not supplied. The current author list contains Aamilah Ismail, Moussa Kassim, Dalia Ahmed, Dupe Ojo, Ekene Emmanuel Nweke and Stefano Cacciatore.</w:t>
       </w:r>
     </w:p>
     <w:p>
       <w:pPr>
-        <w:spacing w:before="0" w:after="120" w:line="264" w:lineRule="auto"/>
+        <w:pStyle w:val="Heading1"/>
+        <w:keepNext/>
       </w:pPr>
       <w:r>
-        <w:rPr>
-          <w:rFonts w:ascii="Calibri" w:hAnsi="Calibri"/>
-          <w:b/>
-          <w:i w:val="0"/>
-          <w:color w:val="000000"/>
-          <w:sz w:val="22"/>
-        </w:rPr>
-        <w:t>Required revision:</w:t>
-      </w:r>
-      <w:r>
-        <w:rPr>
-          <w:rFonts w:ascii="Calibri" w:hAnsi="Calibri"/>
-          <w:b w:val="0"/>
-          <w:i w:val="0"/>
-          <w:color w:val="000000"/>
-          <w:sz w:val="22"/>
-        </w:rPr>
-        <w:t xml:space="preserve"> Document the relationship between the pretraining corpus and the 11,449 analysed slides using the TITAN paper and released metadata. Explain why no tested molecular or immune labels entered pretraining, if that can be established, and discuss the remaining risk of representation advantage on pretraining images.</w:t>
+        <w:t>Minor presentation points</w:t>
       </w:r>
     </w:p>
     <w:p>
       <w:pPr>
-        <w:pStyle w:val="Heading2"/>
+        <w:pStyle w:val="Heading3"/>
         <w:keepNext/>
       </w:pPr>
       <w:r>
-        <w:t>6. Outcome construction, missingness, and multiple specimens need a fuller audit trail</w:t>
+        <w:t>Reporting checklist</w:t>
       </w:r>
     </w:p>
     <w:p>
       <w:pPr>
-        <w:spacing w:before="0" w:after="120" w:line="264" w:lineRule="auto"/>
+        <w:spacing w:after="120" w:line="264" w:lineRule="auto"/>
       </w:pPr>
       <w:r>
         <w:rPr>
@@ -498,46 +510,21 @@
           <w:color w:val="000000"/>
           <w:sz w:val="22"/>
         </w:rPr>
-        <w:t>The patient-level mean of multiple eligible slides is appropriate and the first-slide sensitivity is reassuring. However, readers need to know how many slides each patient contributed by cancer, whether slides represent separate blocks or repeated scans, and how multiple molecular aliquots were collapsed. For mutations and fusions, absence of a call must be distinguished from absence of assay coverage or a missing profile. Fusion burden can also reflect RNA quality and calling opportunity.</w:t>
+        <w:t>The TRIPOD+AI item-to-location map in Supplementary Table S12 should accompany the submission.</w:t>
       </w:r>
     </w:p>
     <w:p>
       <w:pPr>
-        <w:spacing w:before="0" w:after="120" w:line="264" w:lineRule="auto"/>
+        <w:pStyle w:val="Heading3"/>
+        <w:keepNext/>
       </w:pPr>
       <w:r>
-        <w:rPr>
-          <w:rFonts w:ascii="Calibri" w:hAnsi="Calibri"/>
-          <w:b/>
-          <w:i w:val="0"/>
-          <w:color w:val="000000"/>
-          <w:sz w:val="22"/>
-        </w:rPr>
-        <w:t>Required revision:</w:t>
-      </w:r>
-      <w:r>
-        <w:rPr>
-          <w:rFonts w:ascii="Calibri" w:hAnsi="Calibri"/>
-          <w:b w:val="0"/>
-          <w:i w:val="0"/>
-          <w:color w:val="000000"/>
-          <w:sz w:val="22"/>
-        </w:rPr>
-        <w:t xml:space="preserve"> Add a cohort flow diagram and cancer-level table with patient counts, slide counts, multi-slide counts, endpoint coverage, and positive counts. Specify patient-level aggregation rules for every molecular source, how discordant aliquots were handled, how wild type was separated from missing, and what quality/coverage filters were required. Consider median pooling or a second deterministic slide aggregation as an additional sensitivity for endpoints with the largest first-slide attenuation.</w:t>
+        <w:t>Terminology</w:t>
       </w:r>
     </w:p>
     <w:p>
       <w:pPr>
-        <w:pStyle w:val="Heading2"/>
-        <w:keepNext/>
-      </w:pPr>
-      <w:r>
-        <w:t>7. Prediction performance and external-use metadata are incomplete</w:t>
-      </w:r>
-    </w:p>
-    <w:p>
-      <w:pPr>
-        <w:spacing w:before="0" w:after="120" w:line="264" w:lineRule="auto"/>
+        <w:spacing w:after="120" w:line="264" w:lineRule="auto"/>
       </w:pPr>
       <w:r>
         <w:rPr>
@@ -547,46 +534,21 @@
           <w:color w:val="000000"/>
           <w:sz w:val="22"/>
         </w:rPr>
-        <w:t>Balanced accuracy is reasonable for imbalanced binary endpoints, but the main manuscript does not provide sensitivity, specificity, AUROC intervals, calibration, or decision thresholds. Full-data LDA models can be applied externally only if feature order, TITAN version, preprocessing, slide aggregation, class coding, class priors, and threshold behaviour are frozen and documented. For continuous endpoints, Q² alone does not show scale-specific error or uncertainty.</w:t>
+        <w:t>Retain 'fixed pretrained' or 'pretrained' rather than 'frozen' where confusion with frozen-section tissue is possible.</w:t>
       </w:r>
     </w:p>
     <w:p>
       <w:pPr>
-        <w:spacing w:before="0" w:after="120" w:line="264" w:lineRule="auto"/>
+        <w:pStyle w:val="Heading3"/>
+        <w:keepNext/>
       </w:pPr>
       <w:r>
-        <w:rPr>
-          <w:rFonts w:ascii="Calibri" w:hAnsi="Calibri"/>
-          <w:b/>
-          <w:i w:val="0"/>
-          <w:color w:val="000000"/>
-          <w:sz w:val="22"/>
-        </w:rPr>
-        <w:t>Required revision:</w:t>
-      </w:r>
-      <w:r>
-        <w:rPr>
-          <w:rFonts w:ascii="Calibri" w:hAnsi="Calibri"/>
-          <w:b w:val="0"/>
-          <w:i w:val="0"/>
-          <w:color w:val="000000"/>
-          <w:sz w:val="22"/>
-        </w:rPr>
-        <w:t xml:space="preserve"> For highlighted models, report out-of-fold sensitivity, specificity, AUROC, balanced accuracy, and uncertainty; report RMSE and Spearman correlation for continuous targets. Add input validation, training ranges or an out-of-distribution warning, class coding, and threshold metadata to the model artefacts. Make clear that the released objects are research models and that their distribution depends on upstream licence permission.</w:t>
+        <w:t>Fusion caveat</w:t>
       </w:r>
     </w:p>
     <w:p>
       <w:pPr>
-        <w:pStyle w:val="Heading2"/>
-        <w:keepNext/>
-      </w:pPr>
-      <w:r>
-        <w:t>8. The PLS2 analysis is promising but requires more transparent denominators</w:t>
-      </w:r>
-    </w:p>
-    <w:p>
-      <w:pPr>
-        <w:spacing w:before="0" w:after="120" w:line="264" w:lineRule="auto"/>
+        <w:spacing w:after="120" w:line="264" w:lineRule="auto"/>
       </w:pPr>
       <w:r>
         <w:rPr>
@@ -596,283 +558,7 @@
           <w:color w:val="000000"/>
           <w:sz w:val="22"/>
         </w:rPr>
-        <w:t>The matched complete-case comparison is methodologically sensible, and cancer-level aggregation is preferable to endpoint win counts. Nevertheless, each block can use a different subset of patients and endpoints, and the current text gives only three mean differences and bootstrap intervals. The number of cancers, endpoints, and patients contributing to each estimate is not visible in the main manuscript.</w:t>
-      </w:r>
-    </w:p>
-    <w:p>
-      <w:pPr>
-        <w:spacing w:before="0" w:after="120" w:line="264" w:lineRule="auto"/>
-      </w:pPr>
-      <w:r>
-        <w:rPr>
-          <w:rFonts w:ascii="Calibri" w:hAnsi="Calibri"/>
-          <w:b/>
-          <w:i w:val="0"/>
-          <w:color w:val="000000"/>
-          <w:sz w:val="22"/>
-        </w:rPr>
-        <w:t>Required revision:</w:t>
-      </w:r>
-      <w:r>
-        <w:rPr>
-          <w:rFonts w:ascii="Calibri" w:hAnsi="Calibri"/>
-          <w:b w:val="0"/>
-          <w:i w:val="0"/>
-          <w:color w:val="000000"/>
-          <w:sz w:val="22"/>
-        </w:rPr>
-        <w:t xml:space="preserve"> Report the endpoint composition, number of evaluable cancers, patient-size range, number of endpoints per cancer, PLS1 and PLS2 component distributions, and cancer-level paired results. Explain the bootstrap resampling unit and provide a sensitivity weighted by cancer sample size or precision while retaining the unweighted cancer analysis as primary.</w:t>
-      </w:r>
-    </w:p>
-    <w:p>
-      <w:pPr>
-        <w:pStyle w:val="Heading2"/>
-        <w:keepNext/>
-      </w:pPr>
-      <w:r>
-        <w:t>9. Several results are presented in ways that can mislead readers</w:t>
-      </w:r>
-    </w:p>
-    <w:p>
-      <w:pPr>
-        <w:spacing w:before="0" w:after="120" w:line="264" w:lineRule="auto"/>
-      </w:pPr>
-      <w:r>
-        <w:rPr>
-          <w:rFonts w:ascii="Calibri" w:hAnsi="Calibri"/>
-          <w:b w:val="0"/>
-          <w:i w:val="0"/>
-          <w:color w:val="000000"/>
-          <w:sz w:val="22"/>
-        </w:rPr>
-        <w:t>The Abstract lists continuous and binary values without naming Q² and balanced accuracy. In the binary Results, LGG–TP53 appears twice because one row is a gene mutation and the other a pathway alteration, but the family is omitted. The term ‘Tier C’ combines nonsignificant and small-effect results, while ‘supported’ may imply external confirmation. The top-result lists also invite ranking by a single split without uncertainty.</w:t>
-      </w:r>
-    </w:p>
-    <w:p>
-      <w:pPr>
-        <w:spacing w:before="0" w:after="120" w:line="264" w:lineRule="auto"/>
-      </w:pPr>
-      <w:r>
-        <w:rPr>
-          <w:rFonts w:ascii="Calibri" w:hAnsi="Calibri"/>
-          <w:b/>
-          <w:i w:val="0"/>
-          <w:color w:val="000000"/>
-          <w:sz w:val="22"/>
-        </w:rPr>
-        <w:t>Required revision:</w:t>
-      </w:r>
-      <w:r>
-        <w:rPr>
-          <w:rFonts w:ascii="Calibri" w:hAnsi="Calibri"/>
-          <w:b w:val="0"/>
-          <w:i w:val="0"/>
-          <w:color w:val="000000"/>
-          <w:sz w:val="22"/>
-        </w:rPr>
-        <w:t xml:space="preserve"> Label every metric in the Abstract and main text, disambiguate mutation and pathway endpoints, define Tier C precisely, and use ‘screen-positive candidate’ or similarly cautious wording. Add uncertainty or repeated-CV summaries to highlighted results and include global q-values in the main tables.</w:t>
-      </w:r>
-    </w:p>
-    <w:p>
-      <w:pPr>
-        <w:pStyle w:val="Heading2"/>
-        <w:keepNext/>
-      </w:pPr>
-      <w:r>
-        <w:t>10. Reproducibility claims must match what can actually be released</w:t>
-      </w:r>
-    </w:p>
-    <w:p>
-      <w:pPr>
-        <w:spacing w:before="0" w:after="120" w:line="264" w:lineRule="auto"/>
-      </w:pPr>
-      <w:r>
-        <w:rPr>
-          <w:rFonts w:ascii="Calibri" w:hAnsi="Calibri"/>
-          <w:b w:val="0"/>
-          <w:i w:val="0"/>
-          <w:color w:val="000000"/>
-          <w:sz w:val="22"/>
-        </w:rPr>
-        <w:t>The repository structure, source manifest, target catalogues, out-of-fold predictions, saved-model registry, and inference example are major strengths. At present, however, the manuscript contains a placeholder repository URL and model binaries cannot be redistributed until the TITAN licence position is resolved. A registry of hashes is not a substitute for downloadable model objects for external users.</w:t>
-      </w:r>
-    </w:p>
-    <w:p>
-      <w:pPr>
-        <w:spacing w:before="0" w:after="120" w:line="264" w:lineRule="auto"/>
-      </w:pPr>
-      <w:r>
-        <w:rPr>
-          <w:rFonts w:ascii="Calibri" w:hAnsi="Calibri"/>
-          <w:b/>
-          <w:i w:val="0"/>
-          <w:color w:val="000000"/>
-          <w:sz w:val="22"/>
-        </w:rPr>
-        <w:t>Required revision:</w:t>
-      </w:r>
-      <w:r>
-        <w:rPr>
-          <w:rFonts w:ascii="Calibri" w:hAnsi="Calibri"/>
-          <w:b w:val="0"/>
-          <w:i w:val="0"/>
-          <w:color w:val="000000"/>
-          <w:sz w:val="22"/>
-        </w:rPr>
-        <w:t xml:space="preserve"> Publish the repository before submission, replace every placeholder URL with a permanent link, archive a versioned release with a DOI if possible, and state exactly which files are public. Obtain written permission before releasing model objects; if permission is not obtained, provide a deterministic script that recreates each model from legitimately obtained TITAN features and avoid claiming that pretrained models are downloadable.</w:t>
-      </w:r>
-    </w:p>
-    <w:p>
-      <w:pPr>
-        <w:pStyle w:val="Heading1"/>
-        <w:keepNext/>
-      </w:pPr>
-      <w:r>
-        <w:t>Minor comments</w:t>
-      </w:r>
-    </w:p>
-    <w:p>
-      <w:pPr>
-        <w:pStyle w:val="Heading3"/>
-        <w:keepNext/>
-      </w:pPr>
-      <w:r>
-        <w:t>Title terminology</w:t>
-      </w:r>
-    </w:p>
-    <w:p>
-      <w:pPr>
-        <w:spacing w:before="0" w:after="120" w:line="264" w:lineRule="auto"/>
-      </w:pPr>
-      <w:r>
-        <w:rPr>
-          <w:rFonts w:ascii="Calibri" w:hAnsi="Calibri"/>
-          <w:b w:val="0"/>
-          <w:i w:val="0"/>
-          <w:color w:val="000000"/>
-          <w:sz w:val="22"/>
-        </w:rPr>
-        <w:t>‘Frozen TITAN embeddings’ may be confused with frozen-section tissue. Consider ‘fixed pretrained TITAN whole-slide embeddings’ or ‘frozen-encoder TITAN embeddings.’</w:t>
-      </w:r>
-    </w:p>
-    <w:p>
-      <w:pPr>
-        <w:pStyle w:val="Heading3"/>
-        <w:keepNext/>
-      </w:pPr>
-      <w:r>
-        <w:t>Abstract metrics</w:t>
-      </w:r>
-    </w:p>
-    <w:p>
-      <w:pPr>
-        <w:spacing w:before="0" w:after="120" w:line="264" w:lineRule="auto"/>
-      </w:pPr>
-      <w:r>
-        <w:rPr>
-          <w:rFonts w:ascii="Calibri" w:hAnsi="Calibri"/>
-          <w:b w:val="0"/>
-          <w:i w:val="0"/>
-          <w:color w:val="000000"/>
-          <w:sz w:val="22"/>
-        </w:rPr>
-        <w:t>Write ‘Q²=…’ for continuous results and ‘balanced accuracy=…’ for binary results; state that validation is internal.</w:t>
-      </w:r>
-    </w:p>
-    <w:p>
-      <w:pPr>
-        <w:pStyle w:val="Heading3"/>
-        <w:keepNext/>
-      </w:pPr>
-      <w:r>
-        <w:t>Duplicate endpoint names</w:t>
-      </w:r>
-    </w:p>
-    <w:p>
-      <w:pPr>
-        <w:spacing w:before="0" w:after="120" w:line="264" w:lineRule="auto"/>
-      </w:pPr>
-      <w:r>
-        <w:rPr>
-          <w:rFonts w:ascii="Calibri" w:hAnsi="Calibri"/>
-          <w:b w:val="0"/>
-          <w:i w:val="0"/>
-          <w:color w:val="000000"/>
-          <w:sz w:val="22"/>
-        </w:rPr>
-        <w:t>Use labels such as ‘LGG–TP53 mutation’ and ‘LGG–TP53 pathway alteration’ throughout figures, captions, and prose.</w:t>
-      </w:r>
-    </w:p>
-    <w:p>
-      <w:pPr>
-        <w:pStyle w:val="Heading3"/>
-        <w:keepNext/>
-      </w:pPr>
-      <w:r>
-        <w:t>Tier nomenclature</w:t>
-      </w:r>
-    </w:p>
-    <w:p>
-      <w:pPr>
-        <w:spacing w:before="0" w:after="120" w:line="264" w:lineRule="auto"/>
-      </w:pPr>
-      <w:r>
-        <w:rPr>
-          <w:rFonts w:ascii="Calibri" w:hAnsi="Calibri"/>
-          <w:b w:val="0"/>
-          <w:i w:val="0"/>
-          <w:color w:val="000000"/>
-          <w:sz w:val="22"/>
-        </w:rPr>
-        <w:t>State that thresholds are prioritisation rules, not established clinical grades, and report the number of endpoints that are ineligible separately from tested-negative endpoints.</w:t>
-      </w:r>
-    </w:p>
-    <w:p>
-      <w:pPr>
-        <w:pStyle w:val="Heading3"/>
-        <w:keepNext/>
-      </w:pPr>
-      <w:r>
-        <w:t>Feature provenance</w:t>
-      </w:r>
-    </w:p>
-    <w:p>
-      <w:pPr>
-        <w:spacing w:before="0" w:after="120" w:line="264" w:lineRule="auto"/>
-      </w:pPr>
-      <w:r>
-        <w:rPr>
-          <w:rFonts w:ascii="Calibri" w:hAnsi="Calibri"/>
-          <w:b w:val="0"/>
-          <w:i w:val="0"/>
-          <w:color w:val="000000"/>
-          <w:sz w:val="22"/>
-        </w:rPr>
-        <w:t>Specify the TITAN checkpoint, embedding layer, dimensionality, slide preprocessing, and exact feature-file version/checksum.</w:t>
-      </w:r>
-    </w:p>
-    <w:p>
-      <w:pPr>
-        <w:pStyle w:val="Heading3"/>
-        <w:keepNext/>
-      </w:pPr>
-      <w:r>
-        <w:t>Site sensitivity</w:t>
-      </w:r>
-    </w:p>
-    <w:p>
-      <w:pPr>
-        <w:spacing w:before="0" w:after="120" w:line="264" w:lineRule="auto"/>
-      </w:pPr>
-      <w:r>
-        <w:rPr>
-          <w:rFonts w:ascii="Calibri" w:hAnsi="Calibri"/>
-          <w:b w:val="0"/>
-          <w:i w:val="0"/>
-          <w:color w:val="000000"/>
-          <w:sz w:val="22"/>
-        </w:rPr>
-        <w:t>Report the number of tissue-source sites and class counts per grouped fold for highlighted binary endpoints, including any infeasible models.</w:t>
+        <w:t>Keep the technical-coverage caveat for fusion-negative status and fusion burden.</w:t>
       </w:r>
     </w:p>
     <w:p>
@@ -886,7 +572,7 @@
     </w:p>
     <w:p>
       <w:pPr>
-        <w:spacing w:before="0" w:after="120" w:line="264" w:lineRule="auto"/>
+        <w:spacing w:after="120" w:line="264" w:lineRule="auto"/>
       </w:pPr>
       <w:r>
         <w:rPr>
@@ -896,21 +582,21 @@
           <w:color w:val="000000"/>
           <w:sz w:val="22"/>
         </w:rPr>
-        <w:t>Use consistent family colours and ensure point legends distinguish mutation, pathway, fusion, MSI, and aneuploidy results. Include n and positive counts in an accessible supplementary table.</w:t>
+        <w:t>The consistent endpoint-family colours and explicit observed-versus-predicted panel should be retained in production.</w:t>
       </w:r>
     </w:p>
     <w:p>
       <w:pPr>
-        <w:pStyle w:val="Heading3"/>
+        <w:pStyle w:val="Heading1"/>
         <w:keepNext/>
       </w:pPr>
       <w:r>
-        <w:t>MSI terminology</w:t>
+        <w:t>Strengths</w:t>
       </w:r>
     </w:p>
     <w:p>
       <w:pPr>
-        <w:spacing w:before="0" w:after="120" w:line="264" w:lineRule="auto"/>
+        <w:spacing w:after="120" w:line="264" w:lineRule="auto"/>
       </w:pPr>
       <w:r>
         <w:rPr>
@@ -920,21 +606,12 @@
           <w:color w:val="000000"/>
           <w:sz w:val="22"/>
         </w:rPr>
-        <w:t>Explain why MANTIS &gt;0.4 is primary and &gt;0.6 is sensitivity, and avoid presenting the two correlated definitions as independent evidence.</w:t>
+        <w:t>• Patient-first aggregation and validation prevent multiple-slide leakage.</w:t>
       </w:r>
     </w:p>
     <w:p>
       <w:pPr>
-        <w:pStyle w:val="Heading3"/>
-        <w:keepNext/>
-      </w:pPr>
-      <w:r>
-        <w:t>Fusion interpretation</w:t>
-      </w:r>
-    </w:p>
-    <w:p>
-      <w:pPr>
-        <w:spacing w:before="0" w:after="120" w:line="264" w:lineRule="auto"/>
+        <w:spacing w:after="120" w:line="264" w:lineRule="auto"/>
       </w:pPr>
       <w:r>
         <w:rPr>
@@ -944,21 +621,12 @@
           <w:color w:val="000000"/>
           <w:sz w:val="22"/>
         </w:rPr>
-        <w:t>Discuss technical detection variability and avoid assuming ‘any called fusion’ is a single biological phenotype.</w:t>
+        <w:t>• Wild type, molecular missingness, fusion coverage and aliquot aggregation are auditable.</w:t>
       </w:r>
     </w:p>
     <w:p>
       <w:pPr>
-        <w:pStyle w:val="Heading3"/>
-        <w:keepNext/>
-      </w:pPr>
-      <w:r>
-        <w:t>Administrative completion</w:t>
-      </w:r>
-    </w:p>
-    <w:p>
-      <w:pPr>
-        <w:spacing w:before="0" w:after="120" w:line="264" w:lineRule="auto"/>
+        <w:spacing w:after="120" w:line="264" w:lineRule="auto"/>
       </w:pPr>
       <w:r>
         <w:rPr>
@@ -968,21 +636,12 @@
           <w:color w:val="000000"/>
           <w:sz w:val="22"/>
         </w:rPr>
-        <w:t>Author list, corresponding author, funding, competing interests, contributions, ethics wording, and repository URL must be completed before submission.</w:t>
+        <w:t>• The atlas includes immune and inflammatory features as well as mutations, pathways, MSI, aneuploidy and fusions.</w:t>
       </w:r>
     </w:p>
     <w:p>
       <w:pPr>
-        <w:pStyle w:val="Heading3"/>
-        <w:keepNext/>
-      </w:pPr>
-      <w:r>
-        <w:t>Reporting guidance</w:t>
-      </w:r>
-    </w:p>
-    <w:p>
-      <w:pPr>
-        <w:spacing w:before="0" w:after="120" w:line="264" w:lineRule="auto"/>
+        <w:spacing w:after="120" w:line="264" w:lineRule="auto"/>
       </w:pPr>
       <w:r>
         <w:rPr>
@@ -992,30 +651,12 @@
           <w:color w:val="000000"/>
           <w:sz w:val="22"/>
         </w:rPr>
-        <w:t>Use TRIPOD+AI as an explicit reporting checklist and provide the completed checklist as a submission supplement.</w:t>
+        <w:t>• Negative and ineligible endpoints are preserved rather than selectively omitted.</w:t>
       </w:r>
     </w:p>
     <w:p>
       <w:pPr>
-        <w:pStyle w:val="Heading1"/>
-        <w:keepNext/>
-      </w:pPr>
-      <w:r>
-        <w:t>Strengths that should be retained</w:t>
-      </w:r>
-    </w:p>
-    <w:p>
-      <w:pPr>
-        <w:pStyle w:val="Heading3"/>
-        <w:keepNext/>
-      </w:pPr>
-      <w:r>
-        <w:t>Patient-first design</w:t>
-      </w:r>
-    </w:p>
-    <w:p>
-      <w:pPr>
-        <w:spacing w:before="0" w:after="120" w:line="264" w:lineRule="auto"/>
+        <w:spacing w:after="120" w:line="264" w:lineRule="auto"/>
       </w:pPr>
       <w:r>
         <w:rPr>
@@ -1025,21 +666,12 @@
           <w:color w:val="000000"/>
           <w:sz w:val="22"/>
         </w:rPr>
-        <w:t>All eligible slides are aggregated before outcome matching and cross-validation, preventing slide-level leakage.</w:t>
+        <w:t>• PLS1–PLS2 comparison is appropriately secondary, with LDA preferred for binary endpoints.</w:t>
       </w:r>
     </w:p>
     <w:p>
       <w:pPr>
-        <w:pStyle w:val="Heading3"/>
-        <w:keepNext/>
-      </w:pPr>
-      <w:r>
-        <w:t>Cancer-specific question</w:t>
-      </w:r>
-    </w:p>
-    <w:p>
-      <w:pPr>
-        <w:spacing w:before="0" w:after="120" w:line="264" w:lineRule="auto"/>
+        <w:spacing w:after="120" w:line="264" w:lineRule="auto"/>
       </w:pPr>
       <w:r>
         <w:rPr>
@@ -1049,103 +681,7 @@
           <w:color w:val="000000"/>
           <w:sz w:val="22"/>
         </w:rPr>
-        <w:t>The manuscript correctly asks which endpoints are predictable within each cancer rather than exploiting pan-cancer morphology.</w:t>
-      </w:r>
-    </w:p>
-    <w:p>
-      <w:pPr>
-        <w:pStyle w:val="Heading3"/>
-        <w:keepNext/>
-      </w:pPr>
-      <w:r>
-        <w:t>Broad outcome coverage</w:t>
-      </w:r>
-    </w:p>
-    <w:p>
-      <w:pPr>
-        <w:spacing w:before="0" w:after="120" w:line="264" w:lineRule="auto"/>
-      </w:pPr>
-      <w:r>
-        <w:rPr>
-          <w:rFonts w:ascii="Calibri" w:hAnsi="Calibri"/>
-          <w:b w:val="0"/>
-          <w:i w:val="0"/>
-          <w:color w:val="000000"/>
-          <w:sz w:val="22"/>
-        </w:rPr>
-        <w:t>Mutations, pathways, inflammatory features, fusions, MSI, aneuploidy, and genome doubling are included with explicit eligibility rules.</w:t>
-      </w:r>
-    </w:p>
-    <w:p>
-      <w:pPr>
-        <w:pStyle w:val="Heading3"/>
-        <w:keepNext/>
-      </w:pPr>
-      <w:r>
-        <w:t>Transparent negative results</w:t>
-      </w:r>
-    </w:p>
-    <w:p>
-      <w:pPr>
-        <w:spacing w:before="0" w:after="120" w:line="264" w:lineRule="auto"/>
-      </w:pPr>
-      <w:r>
-        <w:rPr>
-          <w:rFonts w:ascii="Calibri" w:hAnsi="Calibri"/>
-          <w:b w:val="0"/>
-          <w:i w:val="0"/>
-          <w:color w:val="000000"/>
-          <w:sz w:val="22"/>
-        </w:rPr>
-        <w:t>The complete target catalogue distinguishes tested-negative, unsupported, and ineligible endpoints.</w:t>
-      </w:r>
-    </w:p>
-    <w:p>
-      <w:pPr>
-        <w:pStyle w:val="Heading3"/>
-        <w:keepNext/>
-      </w:pPr>
-      <w:r>
-        <w:t>Appropriate PLS2 positioning</w:t>
-      </w:r>
-    </w:p>
-    <w:p>
-      <w:pPr>
-        <w:spacing w:before="0" w:after="120" w:line="264" w:lineRule="auto"/>
-      </w:pPr>
-      <w:r>
-        <w:rPr>
-          <w:rFonts w:ascii="Calibri" w:hAnsi="Calibri"/>
-          <w:b w:val="0"/>
-          <w:i w:val="0"/>
-          <w:color w:val="000000"/>
-          <w:sz w:val="22"/>
-        </w:rPr>
-        <w:t>PLS2 is secondary and restricted to coherent inflammatory response blocks; binary endpoints retain PLS–LDA.</w:t>
-      </w:r>
-    </w:p>
-    <w:p>
-      <w:pPr>
-        <w:pStyle w:val="Heading3"/>
-        <w:keepNext/>
-      </w:pPr>
-      <w:r>
-        <w:t>Reproducible implementation</w:t>
-      </w:r>
-    </w:p>
-    <w:p>
-      <w:pPr>
-        <w:spacing w:before="0" w:after="120" w:line="264" w:lineRule="auto"/>
-      </w:pPr>
-      <w:r>
-        <w:rPr>
-          <w:rFonts w:ascii="Calibri" w:hAnsi="Calibri"/>
-          <w:b w:val="0"/>
-          <w:i w:val="0"/>
-          <w:color w:val="000000"/>
-          <w:sz w:val="22"/>
-        </w:rPr>
-        <w:t>Code, manifests, out-of-fold predictions, model metadata, tests, and an inference example are organised for audit.</w:t>
+        <w:t>• The literature discussion distinguishes replicated exact pairs from atlas-nominated candidates without overstating novelty.</w:t>
       </w:r>
     </w:p>
     <w:p>
@@ -1159,7 +695,6 @@
     </w:p>
     <w:p>
       <w:pPr>
-        <w:spacing w:before="0" w:after="160" w:line="264" w:lineRule="auto"/>
         <w:shd w:fill="E8EEF5"/>
       </w:pPr>
       <w:r>
@@ -1170,12 +705,12 @@
           <w:color w:val="1F4D78"/>
           <w:sz w:val="24"/>
         </w:rPr>
-        <w:t>MAJOR REVISION</w:t>
+        <w:t>MINOR REVISION</w:t>
       </w:r>
     </w:p>
     <w:p>
       <w:pPr>
-        <w:spacing w:before="0" w:after="120" w:line="264" w:lineRule="auto"/>
+        <w:spacing w:after="120" w:line="264" w:lineRule="auto"/>
       </w:pPr>
       <w:r>
         <w:rPr>
@@ -1185,7 +720,7 @@
           <w:color w:val="000000"/>
           <w:sz w:val="22"/>
         </w:rPr>
-        <w:t>The manuscript has a publishable core, but its principal claims should not be accepted in their current form. The minimum revision should include higher-resolution permutation testing, a more stable repeated-validation basis for highlighted endpoints, a formal runtime/comparator benchmark, explicit pretraining-overlap documentation, complete model-performance reporting, and a public versioned repository. External validation would materially strengthen the work and may be required by the editor for a predictive-model article.</w:t>
+        <w:t>The scientific analysis is suitable for consideration as a TCGA discovery atlas. The remaining work is administrative: complete declarations and author metadata, provide the reporting checklist, and archive a versioned public release. No further TCGA analysis is required by this review.</w:t>
       </w:r>
     </w:p>
     <w:p>
@@ -1194,12 +729,12 @@
         <w:keepNext/>
       </w:pPr>
       <w:r>
-        <w:t>Sources used for journal-fit assessment</w:t>
+        <w:t>Review standards consulted</w:t>
       </w:r>
     </w:p>
     <w:p>
       <w:pPr>
-        <w:spacing w:before="0" w:after="120" w:line="264" w:lineRule="auto"/>
+        <w:spacing w:after="120" w:line="264" w:lineRule="auto"/>
       </w:pPr>
       <w:r>
         <w:rPr>
@@ -1209,12 +744,12 @@
           <w:color w:val="000000"/>
           <w:sz w:val="22"/>
         </w:rPr>
-        <w:t>Journal of Translational Medicine, Molecular Pathology section editorial: Warren S. Molecular Pathology. J Transl Med. 2024;22:91. https://doi.org/10.1186/s12967-024-04868-7</w:t>
+        <w:t>Warren S. Molecular Pathology. J Transl Med. 2024;22:91. https://doi.org/10.1186/s12967-024-04868-7</w:t>
       </w:r>
     </w:p>
     <w:p>
       <w:pPr>
-        <w:spacing w:before="0" w:after="120" w:line="264" w:lineRule="auto"/>
+        <w:spacing w:after="120" w:line="264" w:lineRule="auto"/>
       </w:pPr>
       <w:r>
         <w:rPr>
@@ -1231,7 +766,7 @@
       <w:headerReference w:type="default" r:id="rId9"/>
       <w:footerReference w:type="default" r:id="rId10"/>
       <w:pgSz w:w="12240" w:h="15840"/>
-      <w:pgMar w:top="1440" w:right="1440" w:bottom="1440" w:left="1440" w:header="708" w:footer="708" w:gutter="0"/>
+      <w:pgMar w:top="1296" w:right="1440" w:bottom="1296" w:left="1440" w:header="720" w:footer="720" w:gutter="0"/>
       <w:cols w:space="720"/>
       <w:docGrid w:linePitch="360"/>
     </w:sectPr>
@@ -1244,7 +779,6 @@
   <w:p>
     <w:pPr>
       <w:pStyle w:val="Footer"/>
-      <w:spacing w:after="0"/>
       <w:jc w:val="right"/>
     </w:pPr>
     <w:r>
@@ -1280,8 +814,6 @@
   <w:p>
     <w:pPr>
       <w:pStyle w:val="Header"/>
-      <w:spacing w:after="0"/>
-      <w:jc w:val="left"/>
     </w:pPr>
     <w:r>
       <w:rPr>
@@ -1291,7 +823,7 @@
         <w:color w:val="5A5A5A"/>
         <w:sz w:val="18"/>
       </w:rPr>
-      <w:t>Journal-style internal peer review | TITAN prediction atlas</w:t>
+      <w:t>Independent internal review | Journal of Translational Medicine</w:t>
     </w:r>
   </w:p>
 </w:hdr>
@@ -1660,9 +1192,6 @@
     <w:name w:val="Normal"/>
     <w:qFormat/>
     <w:rsid w:val="00FC693F"/>
-    <w:pPr>
-      <w:spacing w:after="120" w:line="264" w:lineRule="auto"/>
-    </w:pPr>
     <w:rPr>
       <w:rFonts w:ascii="Calibri" w:hAnsi="Calibri"/>
       <w:sz w:val="22"/>
@@ -1723,14 +1252,14 @@
     <w:pPr>
       <w:keepNext/>
       <w:keepLines/>
-      <w:spacing w:before="320" w:after="160"/>
+      <w:spacing w:before="480" w:after="0"/>
       <w:outlineLvl w:val="0"/>
     </w:pPr>
     <w:rPr>
       <w:rFonts w:asciiTheme="majorHAnsi" w:eastAsiaTheme="majorEastAsia" w:hAnsiTheme="majorHAnsi" w:cstheme="majorBidi" w:ascii="Calibri" w:hAnsi="Calibri"/>
       <w:b/>
       <w:bCs/>
-      <w:color w:val="2E74B5"/>
+      <w:color w:val="1F4D78"/>
       <w:sz w:val="32"/>
       <w:szCs w:val="28"/>
     </w:rPr>
@@ -1747,14 +1276,14 @@
     <w:pPr>
       <w:keepNext/>
       <w:keepLines/>
-      <w:spacing w:before="240" w:after="120"/>
+      <w:spacing w:before="200" w:after="0"/>
       <w:outlineLvl w:val="1"/>
     </w:pPr>
     <w:rPr>
       <w:rFonts w:asciiTheme="majorHAnsi" w:eastAsiaTheme="majorEastAsia" w:hAnsiTheme="majorHAnsi" w:cstheme="majorBidi" w:ascii="Calibri" w:hAnsi="Calibri"/>
       <w:b/>
       <w:bCs/>
-      <w:color w:val="2E74B5"/>
+      <w:color w:val="1F4D78"/>
       <w:sz w:val="26"/>
       <w:szCs w:val="26"/>
     </w:rPr>
@@ -1771,7 +1300,7 @@
     <w:pPr>
       <w:keepNext/>
       <w:keepLines/>
-      <w:spacing w:before="160" w:after="80"/>
+      <w:spacing w:before="200" w:after="0"/>
       <w:outlineLvl w:val="2"/>
     </w:pPr>
     <w:rPr>
@@ -1779,7 +1308,7 @@
       <w:b/>
       <w:bCs/>
       <w:color w:val="1F4D78"/>
-      <w:sz w:val="24"/>
+      <w:sz w:val="23"/>
     </w:rPr>
   </w:style>
   <w:style w:type="paragraph" w:styleId="Heading4">

--- a/manuscript/reviewer_report_JTM.docx
+++ b/manuscript/reviewer_report_JTM.docx
@@ -199,7 +199,7 @@
           <w:color w:val="000000"/>
           <w:sz w:val="22"/>
         </w:rPr>
-        <w:t>The manuscript fits the Molecular Pathology remit as a reproducible study of image-derived molecular and immune signals in human tumours. Its main contribution is not a claim that PLS outperforms other algorithms, but a transparent endpoint-by-endpoint atlas using a fixed pretrained representation. The authors appropriately refrain from clinical claims. I recommend minor revision limited to submission administration and permanent archiving.</w:t>
+        <w:t>The manuscript fits the Molecular Pathology remit as a reproducible study of image-derived molecular and immune signals in human tumours. Its main contribution is a transparent endpoint-by-endpoint atlas using a fixed pretrained representation. The authors appropriately refrain from clinical claims. I recommend minor revision limited to submission administration and permanent archiving.</w:t>
       </w:r>
     </w:p>
     <w:p>
@@ -477,7 +477,7 @@
           <w:color w:val="000000"/>
           <w:sz w:val="22"/>
         </w:rPr>
-        <w:t>Required before submission: replace the remaining placeholders for funding, competing interests and author contributions; confirm the institutional ethics/waiver wording. Aamilah Ismail's New York University Abu Dhabi affiliation and email have been restored from the original supplied manuscript. Ekene Emmanuel Nweke's University of the Witwatersrand affiliation has been added; an email address was not supplied. The current author list contains Aamilah Ismail, Moussa Kassim, Dalia Ahmed, Dupe Ojo, Ekene Emmanuel Nweke and Stefano Cacciatore.</w:t>
+        <w:t>Required before submission: replace the remaining placeholders for funding, competing interests and author contributions; confirm the institutional ethics/waiver wording. Aamilah Ismail and Martin Ocharo are now the shared co-first authors, with Martin Ocharo second in the author order and assigned to the ICGEB Bioinformatics Unit. Ekene Emmanuel Nweke's University of the Witwatersrand affiliation is included. Email addresses for Martin Ocharo and Ekene Emmanuel Nweke were not supplied. The current author list contains Aamilah Ismail, Martin Ocharo, Moussa Kassim, Dalia Ahmed, Dupe Ojo, Ekene Emmanuel Nweke and Stefano Cacciatore.</w:t>
       </w:r>
     </w:p>
     <w:p>
@@ -511,30 +511,6 @@
           <w:sz w:val="22"/>
         </w:rPr>
         <w:t>The TRIPOD+AI item-to-location map in Supplementary Table S12 should accompany the submission.</w:t>
-      </w:r>
-    </w:p>
-    <w:p>
-      <w:pPr>
-        <w:pStyle w:val="Heading3"/>
-        <w:keepNext/>
-      </w:pPr>
-      <w:r>
-        <w:t>Terminology</w:t>
-      </w:r>
-    </w:p>
-    <w:p>
-      <w:pPr>
-        <w:spacing w:after="120" w:line="264" w:lineRule="auto"/>
-      </w:pPr>
-      <w:r>
-        <w:rPr>
-          <w:rFonts w:ascii="Calibri" w:hAnsi="Calibri"/>
-          <w:b w:val="0"/>
-          <w:i w:val="0"/>
-          <w:color w:val="000000"/>
-          <w:sz w:val="22"/>
-        </w:rPr>
-        <w:t>Retain 'fixed pretrained' or 'pretrained' rather than 'frozen' where confusion with frozen-section tissue is possible.</w:t>
       </w:r>
     </w:p>
     <w:p>
@@ -582,7 +558,7 @@
           <w:color w:val="000000"/>
           <w:sz w:val="22"/>
         </w:rPr>
-        <w:t>The consistent endpoint-family colours and explicit observed-versus-predicted panel should be retained in production.</w:t>
+        <w:t>Figure 1 is no longer clipped, and Figure 4A now shows the strongest primary continuous prediction with explicit held-out metrics. These corrected production figures should be retained.</w:t>
       </w:r>
     </w:p>
     <w:p>

--- a/manuscript/reviewer_report_JTM.docx
+++ b/manuscript/reviewer_report_JTM.docx
@@ -428,7 +428,7 @@
           <w:color w:val="000000"/>
           <w:sz w:val="22"/>
         </w:rPr>
-        <w:t>The public repository claim is now limited to files that can actually be released. The TITAN model terms restrict redistribution of derivative models, so retaining local fitted objects while publishing version-controlled fitting code, inference code, registry metadata and hashes is the correct conservative approach.</w:t>
+        <w:t>The reproducibility resource is now split appropriately between the public analysis repository and a separate GPL-3 TITANPred R package. The package distributes all 323 fitted research models, their SHA-256 registry, repeated out-of-fold reference distributions, cancer-vector inference interface and HTML/PDF report template. The artifacts contain learned parameters and training-range summaries but no patient-level training rows. This materially strengthens the portability and transparency claim.</w:t>
       </w:r>
     </w:p>
     <w:p>
@@ -453,7 +453,7 @@
           <w:color w:val="000000"/>
           <w:sz w:val="22"/>
         </w:rPr>
-        <w:t xml:space="preserve"> create a versioned repository release with a persistent DOI. Do not upload fitted TITAN-derived RDS objects unless written permission or compatible terms are obtained. This is an administrative release condition and does not require a new scientific analysis.</w:t>
+        <w:t xml:space="preserve"> create versioned releases of the analysis and model-package repositories with persistent DOIs, retain the research-only and no-external-validation notices, and cite the upstream TITAN work and feature source in the package documentation. This is an administrative release condition and does not require a new scientific analysis.</w:t>
       </w:r>
     </w:p>
     <w:p>

--- a/manuscript/reviewer_report_JTM.docx
+++ b/manuscript/reviewer_report_JTM.docx
@@ -477,7 +477,7 @@
           <w:color w:val="000000"/>
           <w:sz w:val="22"/>
         </w:rPr>
-        <w:t>Required before submission: replace the remaining placeholders for funding, competing interests and author contributions; confirm the institutional ethics/waiver wording. Aamilah Ismail and Martin Ocharo are now the shared co-first authors, with Martin Ocharo second in the author order and assigned to the ICGEB Bioinformatics Unit. Ekene Emmanuel Nweke's University of the Witwatersrand affiliation is included. Email addresses for Martin Ocharo and Ekene Emmanuel Nweke were not supplied. The current author list contains Aamilah Ismail, Martin Ocharo, Moussa Kassim, Dalia Ahmed, Dupe Ojo, Ekene Emmanuel Nweke and Stefano Cacciatore.</w:t>
+        <w:t>Required before submission: replace the remaining placeholders for funding, competing interests and author contributions; confirm the institutional ethics/waiver wording. Aamilah Ismail and Martin Ocharo are now the shared co-first authors, with Martin Ocharo second in the author order and assigned to affiliations 1 and 2. Brendon Price is included in the middle of the author list with the Division of Anatomical Pathology, University of Cape Town and National Health Laboratory Service affiliation. Ekene Emmanuel Nweke's University of the Witwatersrand affiliation is included. Email addresses for Martin Ocharo, Brendon Price and Ekene Emmanuel Nweke were not supplied. The current author list contains Aamilah Ismail, Martin Ocharo, Moussa Kassim, Dalia Ahmed, Brendon Price, Dupe Ojo, Ekene Emmanuel Nweke and Stefano Cacciatore.</w:t>
       </w:r>
     </w:p>
     <w:p>

--- a/manuscript/reviewer_report_JTM.docx
+++ b/manuscript/reviewer_report_JTM.docx
@@ -148,7 +148,7 @@
           <w:color w:val="000000"/>
           <w:sz w:val="22"/>
         </w:rPr>
-        <w:t>16 August 2026</w:t>
+        <w:t>24 August 2026</w:t>
       </w:r>
     </w:p>
     <w:p>
@@ -477,7 +477,7 @@
           <w:color w:val="000000"/>
           <w:sz w:val="22"/>
         </w:rPr>
-        <w:t>Required before submission: replace the remaining placeholders for funding, competing interests and author contributions; confirm the institutional ethics/waiver wording. Aamilah Ismail and Martin Ocharo are now the shared co-first authors, with Martin Ocharo second in the author order and assigned to affiliations 1 and 2. Brendon Price is included in the middle of the author list with the Division of Anatomical Pathology, University of Cape Town and National Health Laboratory Service affiliation. Ekene Emmanuel Nweke's University of the Witwatersrand affiliation is included. Email addresses for Martin Ocharo, Brendon Price and Ekene Emmanuel Nweke were not supplied. The current author list contains Aamilah Ismail, Martin Ocharo, Moussa Kassim, Dalia Ahmed, Brendon Price, Dupe Ojo, Ekene Emmanuel Nweke and Stefano Cacciatore.</w:t>
+        <w:t>Required before submission: replace the remaining placeholders for funding, competing interests and author contributions; confirm the institutional ethics/waiver wording. Aamilah Ismail and Martin Ocharo are now the shared co-first authors, with Martin Ocharo second in the author order and assigned to affiliations 1 and 2. Brendon Price is included in the middle of the author list with the Division of Anatomical Pathology, University of Cape Town and National Health Laboratory Service affiliation. Ekene Emmanuel Nweke's University of the Witwatersrand affiliation is included. Silvano Piazza and Dinesh Gupta are listed immediately before Stefano Cacciatore with their ICGEB Trieste and ICGEB New Delhi affiliations, respectively. Email addresses for Martin Ocharo, Brendon Price, Ekene Emmanuel Nweke, Silvano Piazza and Dinesh Gupta were not supplied. The current author list contains Aamilah Ismail, Martin Ocharo, Moussa Kassim, Dalia Ahmed, Brendon Price, Dupe Ojo, Ekene Emmanuel Nweke, Silvano Piazza, Dinesh Gupta and Stefano Cacciatore.</w:t>
       </w:r>
     </w:p>
     <w:p>

--- a/manuscript/reviewer_report_JTM.docx
+++ b/manuscript/reviewer_report_JTM.docx
@@ -477,7 +477,7 @@
           <w:color w:val="000000"/>
           <w:sz w:val="22"/>
         </w:rPr>
-        <w:t>Required before submission: replace the remaining placeholders for funding, competing interests and author contributions; confirm the institutional ethics/waiver wording. Aamilah Ismail and Martin Ocharo are now the shared co-first authors, with Martin Ocharo second in the author order and assigned to affiliations 1 and 2. Brendon Price is included in the middle of the author list with the Division of Anatomical Pathology, University of Cape Town and National Health Laboratory Service affiliation. Ekene Emmanuel Nweke's University of the Witwatersrand affiliation is included. Silvano Piazza and Dinesh Gupta are listed immediately before Stefano Cacciatore with their ICGEB Trieste and ICGEB New Delhi affiliations, respectively. Email addresses for Martin Ocharo, Brendon Price, Ekene Emmanuel Nweke, Silvano Piazza and Dinesh Gupta were not supplied. The current author list contains Aamilah Ismail, Martin Ocharo, Moussa Kassim, Dalia Ahmed, Brendon Price, Dupe Ojo, Ekene Emmanuel Nweke, Silvano Piazza, Dinesh Gupta and Stefano Cacciatore.</w:t>
+        <w:t>Required before submission: replace the remaining placeholders for funding, competing interests and author contributions; confirm the institutional ethics/waiver wording. Aamilah Ismail and Martin Ocharo are now the shared co-first authors, with Martin Ocharo second in the author order and assigned to affiliations 1 and 2. Brendon Price is included in the middle of the author list with the Division of Anatomical Pathology, University of Cape Town and National Health Laboratory Service affiliation. Ekene Emmanuel Nweke's University of the Witwatersrand affiliation is included. Silvano Piazza and Dinesh Gupta are listed immediately before Stefano Cacciatore. Silvano Piazza has dual affiliations with the ICGEB Computational Biology Group in Trieste and the Bioinformatics Facility, CIBIO, University of Trento; Dinesh Gupta has the ICGEB New Delhi affiliation. Email addresses for Martin Ocharo, Brendon Price, Ekene Emmanuel Nweke, Silvano Piazza and Dinesh Gupta were not supplied. The current author list contains Aamilah Ismail, Martin Ocharo, Moussa Kassim, Dalia Ahmed, Brendon Price, Dupe Ojo, Ekene Emmanuel Nweke, Silvano Piazza, Dinesh Gupta and Stefano Cacciatore.</w:t>
       </w:r>
     </w:p>
     <w:p>

--- a/manuscript/reviewer_report_JTM.docx
+++ b/manuscript/reviewer_report_JTM.docx
@@ -23,7 +23,7 @@
           <w:color w:val="5A5A5A"/>
           <w:sz w:val="28"/>
         </w:rPr>
-        <w:t>A patient-level TCGA discovery atlas of molecular and immune predictability from pretrained TITAN whole-slide representations across 32 cancers</w:t>
+        <w:t>A systematic patient-level benchmark and reusable model resource for molecular and immune prediction from pretrained TITAN whole-slide representations across 32 TCGA cancers</w:t>
       </w:r>
     </w:p>
     <w:p>
@@ -175,7 +175,7 @@
           <w:color w:val="000000"/>
           <w:sz w:val="22"/>
         </w:rPr>
-        <w:t>This is a carefully reconstructed, patient-level TCGA discovery atlas. The revised work addresses the major scientific concerns that would otherwise prevent interpretation: multiple slides are aggregated before validation; molecular missingness is not labelled wild type; binary models use PLS–LDA; continuous and binary performance is reported with uncertainty; multiplicity is shown both within cancer and across cancers; and the absence of independent external validation is explicit. I found no further analysis essential for publication under the stated discovery-atlas framing.</w:t>
+        <w:t>This is a carefully reconstructed, patient-level TCGA benchmark and reusable model resource. The revised work addresses the major scientific concerns that would otherwise prevent interpretation: multiple slides are aggregated before validation; molecular missingness is not labelled wild type; binary models use PLS–LDA; continuous and binary performance is reported with uncertainty; multiplicity is shown both within cancer and across cancers; and the absence of independent external validation is explicit. I found no further analysis essential for publication under the revised benchmark-and-resource framing.</w:t>
       </w:r>
     </w:p>
     <w:p>
@@ -199,7 +199,7 @@
           <w:color w:val="000000"/>
           <w:sz w:val="22"/>
         </w:rPr>
-        <w:t>The manuscript fits the Molecular Pathology remit as a reproducible study of image-derived molecular and immune signals in human tumours. Its main contribution is a transparent endpoint-by-endpoint atlas using a fixed pretrained representation. The authors appropriately refrain from clinical claims. I recommend minor revision limited to submission administration and permanent archiving.</w:t>
+        <w:t>The manuscript fits the Molecular Pathology remit as a reproducible study of image-derived molecular and immune signals in human tumours. Its main contribution is a transparent endpoint-by-endpoint benchmark using a fixed pretrained representation, complete negative reporting and distributable fitted linear models. The authors appropriately refrain from clinical claims. I recommend minor revision limited to submission administration and permanent archiving.</w:t>
       </w:r>
     </w:p>
     <w:p>
@@ -281,7 +281,7 @@
           <w:color w:val="000000"/>
           <w:sz w:val="22"/>
         </w:rPr>
-        <w:t>The final screen reports 219 continuous and 104 binary within-cancer candidates. The stricter across-cancer family correction retains 219 continuous and 39 mutation pairs. The 999-permutation target, finite-p correction, conservative sequential stopping and explicit global sensitivity are transparent for a discovery atlas. The manuscript appropriately acknowledges that the minimum empirical p-value of 0.001 limits attainable q-values in large global families, so global non-passage must not be read as evidence of no biological signal. The revised higher-effect/moderate-effect/screen-negative language is preferable to presenting internal tiers as clinical evidence grades.</w:t>
+        <w:t>The final screen reports 219 continuous and 104 binary within-cancer candidates. The stricter across-cancer family correction retains 219 continuous and 39 mutation pairs. The 999-permutation target, finite-p correction, conservative sequential stopping and explicit global sensitivity are transparent for an exploratory benchmark. The manuscript appropriately acknowledges that the minimum empirical p-value of 0.001 limits attainable q-values in large global families, so global non-passage must not be read as evidence of no biological signal. The revised higher-effect/moderate-effect/screen-negative language is preferable to presenting internal tiers as clinical evidence grades.</w:t>
       </w:r>
     </w:p>
     <w:p>
@@ -330,7 +330,7 @@
           <w:color w:val="000000"/>
           <w:sz w:val="22"/>
         </w:rPr>
-        <w:t>The 24 highlighted models report sensitivity, specificity, balanced accuracy and AUROC for binary outcomes and Q², RMSE and Spearman correlation for continuous outcomes, with patient-cluster bootstrap intervals. The Discussion correctly clarifies that these intervals are conditional on endpoint selection in the same TCGA atlas and do not remove winner's-curse optimism or estimate external performance. The observed-versus-predicted figure is useful. Model artifacts record ordered feature schema, checksums, training ranges, pooling, endpoint transformations, output units, class coding, priors, decision behaviour, calibration status and external-validation status. The registry also reports the exact fastPLS commit, computation backend and exclusive seeded rSVD configuration. Removal of training latent-score and fitted-value rows strengthens the portability claim.</w:t>
+        <w:t>The 24 highlighted models report sensitivity, specificity, balanced accuracy and AUROC for binary outcomes and Q², RMSE and Spearman correlation for continuous outcomes, with patient-cluster bootstrap intervals. The Discussion correctly clarifies that these intervals are conditional on endpoint selection in the same TCGA benchmark and do not remove winner's-curse optimism or estimate external performance. The observed-versus-predicted figure is useful. Model artifacts record ordered feature schema, checksums, training ranges, pooling, endpoint transformations, output units, class coding, priors, decision behaviour, calibration status and external-validation status. The registry also reports the exact fastPLS commit, computation backend and exclusive seeded rSVD configuration. Removal of training latent-score and fitted-value rows strengthens the portability claim.</w:t>
       </w:r>
     </w:p>
     <w:p>
@@ -612,7 +612,7 @@
           <w:color w:val="000000"/>
           <w:sz w:val="22"/>
         </w:rPr>
-        <w:t>• The atlas includes immune and inflammatory features as well as mutations, pathways, MSI, aneuploidy and fusions.</w:t>
+        <w:t>• The benchmark includes immune and inflammatory features as well as mutations, pathways, MSI, aneuploidy and fusions.</w:t>
       </w:r>
     </w:p>
     <w:p>
@@ -657,7 +657,7 @@
           <w:color w:val="000000"/>
           <w:sz w:val="22"/>
         </w:rPr>
-        <w:t>• The literature discussion distinguishes replicated exact pairs from atlas-nominated candidates without overstating novelty.</w:t>
+        <w:t>• The literature discussion reports that 38 of 41 screen-positive mutation pairs had prior support and avoids broad endpoint-novelty claims.</w:t>
       </w:r>
     </w:p>
     <w:p>
@@ -696,7 +696,7 @@
           <w:color w:val="000000"/>
           <w:sz w:val="22"/>
         </w:rPr>
-        <w:t>The scientific analysis is suitable for consideration as a TCGA discovery atlas. The remaining work is administrative: complete declarations and author metadata, provide the reporting checklist, and archive a versioned public release. No further TCGA analysis is required by this review.</w:t>
+        <w:t>The scientific analysis is suitable for consideration as a TCGA patient-level benchmark and reusable model resource. The remaining work is administrative: complete declarations and author metadata, provide the reporting checklist, and archive a versioned public release. No further TCGA analysis is required by this review.</w:t>
       </w:r>
     </w:p>
     <w:p>

--- a/manuscript/reviewer_report_JTM.docx
+++ b/manuscript/reviewer_report_JTM.docx
@@ -123,7 +123,7 @@
           <w:color w:val="000000"/>
           <w:sz w:val="22"/>
         </w:rPr>
-        <w:t>Minor revision</w:t>
+        <w:t>Major revision; consider only under an explicit computational-resource framing unless external validation is added</w:t>
       </w:r>
     </w:p>
     <w:p>
@@ -175,7 +175,7 @@
           <w:color w:val="000000"/>
           <w:sz w:val="22"/>
         </w:rPr>
-        <w:t>This is a carefully reconstructed, patient-level TCGA benchmark and reusable model resource. The revised work addresses the major scientific concerns that would otherwise prevent interpretation: multiple slides are aggregated before validation; molecular missingness is not labelled wild type; binary models use PLS–LDA; continuous and binary performance is reported with uncertainty; multiplicity is shown both within cancer and across cancers; and the absence of independent external validation is explicit. I found no further analysis essential for publication under the revised benchmark-and-resource framing.</w:t>
+        <w:t>This is a carefully reconstructed, patient-level TCGA benchmark and research-software resource. The revised work addresses the major scientific concerns that would otherwise prevent interpretation: multiple slides are aggregated before validation; molecular missingness is not labelled wild type; binary models use PLS–LDA; continuous and binary performance is reported with uncertainty; multiplicity is shown both within cancer and across cancers; and the absence of independent external validation is explicit. The revised wording no longer presents internal TCGA estimates as translational evidence. Nevertheless, independent validation remains the decisive missing element for publication as a translational prediction study.</w:t>
       </w:r>
     </w:p>
     <w:p>
@@ -199,7 +199,7 @@
           <w:color w:val="000000"/>
           <w:sz w:val="22"/>
         </w:rPr>
-        <w:t>The manuscript fits the Molecular Pathology remit as a reproducible study of image-derived molecular and immune signals in human tumours. Its main contribution is a transparent endpoint-by-endpoint benchmark using a fixed pretrained representation, complete negative reporting and distributable fitted linear models. The authors appropriately refrain from clinical claims. I recommend minor revision limited to submission administration and permanent archiving.</w:t>
+        <w:t>The manuscript fits the Molecular Pathology remit as a reproducible study of image-derived molecular and immune signals in human tumours. Its main contribution is a transparent endpoint-by-endpoint benchmark using a fixed pretrained representation, complete negative reporting and portable fitted linear models. The authors appropriately refrain from clinical claims and label every value as an internally derived TCGA estimate. Without an independent cohort, the work should be evaluated as a computational pathology resource rather than a translational prediction study.</w:t>
       </w:r>
     </w:p>
     <w:p>
@@ -315,7 +315,7 @@
         <w:keepNext/>
       </w:pPr>
       <w:r>
-        <w:t>3. Performance reporting and deployment metadata</w:t>
+        <w:t>3. Performance reporting and research-use provenance</w:t>
       </w:r>
     </w:p>
     <w:p>
@@ -379,7 +379,7 @@
           <w:color w:val="000000"/>
           <w:sz w:val="22"/>
         </w:rPr>
-        <w:t>The expanded review now covers mutation, MSI, gene expression, continuous biomarkers, fusions, homologous-recombination deficiency and tumour-microenvironment prediction, and it distinguishes internal current metrics from prior external AUROCs and correlations. The manuscript correctly documents that TCGA was excluded from TITAN's Mass-340K pretraining but used in TITAN's downstream evaluation. It is therefore accurate to call this a secondary TCGA discovery atlas rather than independent validation.</w:t>
+        <w:t>The expanded review now covers mutation, MSI, gene expression, continuous biomarkers, fusions, homologous-recombination deficiency and tumour-microenvironment prediction, and it distinguishes internal current metrics from prior external AUROCs and correlations. The manuscript correctly documents that TCGA was excluded from TITAN's Mass-340K pretraining but used in TITAN's downstream evaluation. It is therefore accurate to call this a secondary systematic TCGA benchmark rather than independent validation.</w:t>
       </w:r>
     </w:p>
     <w:p>
@@ -389,22 +389,12 @@
       <w:r>
         <w:rPr>
           <w:rFonts w:ascii="Calibri" w:hAnsi="Calibri"/>
-          <w:b/>
-          <w:i w:val="0"/>
-          <w:color w:val="000000"/>
-          <w:sz w:val="22"/>
-        </w:rPr>
-        <w:t>No additional analysis requested.</w:t>
-      </w:r>
-      <w:r>
-        <w:rPr>
-          <w:rFonts w:ascii="Calibri" w:hAnsi="Calibri"/>
           <w:b w:val="0"/>
           <w:i w:val="0"/>
           <w:color w:val="000000"/>
           <w:sz w:val="22"/>
         </w:rPr>
-        <w:t xml:space="preserve"> External validation remains the next research stage, not a condition that can be satisfied by further TCGA resampling.</w:t>
+        <w:t>The authors now document that CPTAC-UCEC is a feasible future cohort but that its whole-slide archive requires de novo TITAN extraction. They lock UCEC TP53 mutation, genome doubling and continuous aneuploidy score before inspecting external data, with artifact hashes, no-refitting rules and mandatory reporting of failures. This is useful prospective discipline, but it is not external validation evidence.</w:t>
       </w:r>
     </w:p>
     <w:p>
@@ -428,7 +418,7 @@
           <w:color w:val="000000"/>
           <w:sz w:val="22"/>
         </w:rPr>
-        <w:t>The reproducibility resource is now split appropriately between the public analysis repository and a separate GPL-3 TITANPred R package. The package distributes all 323 fitted research models, their SHA-256 registry, repeated out-of-fold reference distributions, cancer-vector inference interface and HTML/PDF report template. The artifacts contain learned parameters and training-range summaries but no patient-level training rows. This materially strengthens the portability and transparency claim.</w:t>
+        <w:t>The reproducibility resource is split between the public analysis repository and a separate GPL-3 TITANPred R package. The package contains all 323 fitted research models, their SHA-256 registry, repeated out-of-fold reference distributions, cancer-vector inference interface and HTML/PDF research-software template. The package repository is currently private, and the manuscript now states this rather than claiming public release. The artifacts contain learned parameters and training-range summaries but no patient-level training rows. This materially strengthens the portability and transparency claim.</w:t>
       </w:r>
     </w:p>
     <w:p>
@@ -453,7 +443,7 @@
           <w:color w:val="000000"/>
           <w:sz w:val="22"/>
         </w:rPr>
-        <w:t xml:space="preserve"> create versioned releases of the analysis and model-package repositories with persistent DOIs, retain the research-only and no-external-validation notices, and cite the upstream TITAN work and feature source in the package documentation. This is an administrative release condition and does not require a new scientific analysis.</w:t>
+        <w:t xml:space="preserve"> create a versioned release and persistent DOI for the public analysis repository. If fitted-model redistribution is authorised, document the model-package access terms and archive it separately; otherwise retain the private/access-controlled status throughout the manuscript. Keep the research-only and no-external-validation notices and cite the upstream TITAN work and feature source in the package documentation.</w:t>
       </w:r>
     </w:p>
     <w:p>
@@ -681,7 +671,7 @@
           <w:color w:val="1F4D78"/>
           <w:sz w:val="24"/>
         </w:rPr>
-        <w:t>MINOR REVISION</w:t>
+        <w:t>MAJOR REVISION / RESOURCE FRAMING</w:t>
       </w:r>
     </w:p>
     <w:p>
@@ -696,7 +686,7 @@
           <w:color w:val="000000"/>
           <w:sz w:val="22"/>
         </w:rPr>
-        <w:t>The scientific analysis is suitable for consideration as a TCGA patient-level benchmark and reusable model resource. The remaining work is administrative: complete declarations and author metadata, provide the reporting checklist, and archive a versioned public release. No further TCGA analysis is required by this review.</w:t>
+        <w:t>The scientific analysis may be considered as a TCGA patient-level computational pathology benchmark and research-software resource. It is not yet supported as a translational prediction study because no independent cohort has been evaluated. The revised framing, locked future protocol and complete internal reporting are appropriate, but they do not replace external evidence. Declarations and author metadata also remain to be completed.</w:t>
       </w:r>
     </w:p>
     <w:p>

--- a/manuscript/reviewer_report_JTM.docx
+++ b/manuscript/reviewer_report_JTM.docx
@@ -232,7 +232,7 @@
           <w:color w:val="000000"/>
           <w:sz w:val="22"/>
         </w:rPr>
-        <w:t>The patient is now the analysis unit and 843 patients with multiple eligible slides are pooled before outcome matching and fold assignment. The first-slide and tissue-source-site sensitivities are appropriate internal robustness checks. Mutation denominators are restricted to 8,476 MC3-profiled patients, while 919 patients without a matched profile remain missing; the nine retained protein-altering variant classes are now explicit and audited. The source-level aliquot and fusion-coverage audits make the outcome construction reproducible. The TCGA Clinical Data Resource now supplies descriptive characteristics for 9,385 matched participants, including age, recorded gender, race and broad stage overall and by cancer.</w:t>
+        <w:t>The patient is now the analysis unit and 843 patients with multiple eligible slides are pooled before outcome matching and fold assignment. The first-slide sensitivity is an appropriate patient-aggregation check. Tissue-source-site sensitivity is now treated separately as a central finding. Mutation denominators are restricted to 8,476 MC3-profiled patients, while 919 patients without a matched profile remain missing; the nine retained protein-altering variant classes are now explicit and audited. The source-level aliquot and fusion-coverage audits make the outcome construction reproducible. The TCGA Clinical Data Resource now supplies descriptive characteristics for 9,385 matched participants, including age, recorded gender, race and broad stage overall and by cancer.</w:t>
       </w:r>
     </w:p>
     <w:p>
@@ -364,7 +364,46 @@
         <w:keepNext/>
       </w:pPr>
       <w:r>
-        <w:t>4. Relation to prior work and translational positioning</w:t>
+        <w:t>4. Tissue-source-site sensitivity and confounding</w:t>
+      </w:r>
+    </w:p>
+    <w:p>
+      <w:pPr>
+        <w:spacing w:after="120" w:line="264" w:lineRule="auto"/>
+      </w:pPr>
+      <w:r>
+        <w:rPr>
+          <w:rFonts w:ascii="Calibri" w:hAnsi="Calibri"/>
+          <w:b w:val="0"/>
+          <w:i w:val="0"/>
+          <w:color w:val="000000"/>
+          <w:sz w:val="22"/>
+        </w:rPr>
+        <w:t>The revised manuscript now makes the site result visible rather than reducing it to a median robustness statistic. Main Figure 6 shows every target, the largest attenuations and the new within-cancer submitting-site classifiers; Main Table 3 reports grouped performance beside highlighted models. Overall, 83/323 screen-positive models (25.7%) fell below their original effect threshold. READ–APC and COAD–APC declined to balanced accuracies 0.495 and 0.543. The public analysis registry and inference output expose the grouped metric, delta, site count, threshold-retention status and prominent warning for every model. The complete fold audit reports patients, sites and class counts in all 1,613 outer folds and confirms that inner component selection also kept tissue-source sites intact.</w:t>
+      </w:r>
+    </w:p>
+    <w:p>
+      <w:pPr>
+        <w:spacing w:after="120" w:line="264" w:lineRule="auto"/>
+      </w:pPr>
+      <w:r>
+        <w:rPr>
+          <w:rFonts w:ascii="Calibri" w:hAnsi="Calibri"/>
+          <w:b w:val="0"/>
+          <w:i w:val="0"/>
+          <w:color w:val="000000"/>
+          <w:sz w:val="22"/>
+        </w:rPr>
+        <w:t>The dedicated repeated nested analysis predicted tissue-source site from TITAN representations in 27/32 evaluable cancers, with median multiclass macro balanced accuracy 0.628. This quantifies substantial confounding potential. The manuscript appropriately calls the endpoint analysis 'TCGA tissue-source-site-grouped internal validation' and does not interpret retained performance as proof of scanner, laboratory or institutional transportability. Tissue-source site remains an imperfect proxy, and smaller grouped folds can account for part—but not all—of the attenuation.</w:t>
+      </w:r>
+    </w:p>
+    <w:p>
+      <w:pPr>
+        <w:pStyle w:val="Heading2"/>
+        <w:keepNext/>
+      </w:pPr>
+      <w:r>
+        <w:t>5. Relation to prior work and translational positioning</w:t>
       </w:r>
     </w:p>
     <w:p>
@@ -403,7 +442,7 @@
         <w:keepNext/>
       </w:pPr>
       <w:r>
-        <w:t>5. Reproducibility and model redistribution</w:t>
+        <w:t>6. Reproducibility and model redistribution</w:t>
       </w:r>
     </w:p>
     <w:p>
@@ -452,7 +491,7 @@
         <w:keepNext/>
       </w:pPr>
       <w:r>
-        <w:t>6. Administrative completion</w:t>
+        <w:t>7. Administrative completion</w:t>
       </w:r>
     </w:p>
     <w:p>

--- a/manuscript/reviewer_report_JTM.docx
+++ b/manuscript/reviewer_report_JTM.docx
@@ -403,7 +403,56 @@
         <w:keepNext/>
       </w:pPr>
       <w:r>
-        <w:t>5. Relation to prior work and translational positioning</w:t>
+        <w:t>5. Symmetric binary PLS–ridge comparison</w:t>
+      </w:r>
+    </w:p>
+    <w:p>
+      <w:pPr>
+        <w:spacing w:after="120" w:line="264" w:lineRule="auto"/>
+      </w:pPr>
+      <w:r>
+        <w:rPr>
+          <w:rFonts w:ascii="Calibri" w:hAnsi="Calibri"/>
+          <w:b w:val="0"/>
+          <w:i w:val="0"/>
+          <w:color w:val="000000"/>
+          <w:sz w:val="22"/>
+        </w:rPr>
+        <w:t>The revised 12-model binary comparison removes the earlier operating-rule advantage given to ridge. PLS–LDA and ridge now use identical outer partitions and identical inner partitions. Within each outer training set, both operating thresholds are selected from method-specific inner out-of-fold scores by maximising balanced accuracy. Threshold-independent AUROC is the primary binary algorithm-comparison metric: the median ridge-minus-PLS difference is 0.004 (IQR -0.001 to 0.010); one endpoint favours ridge and 11 are uncertain. Under symmetric thresholding, the median balanced-accuracy difference is 0.005 (IQR 0.001 to 0.012); again one endpoint favours ridge and 11 are uncertain. The primary atlas appropriately retains its prespecified observed-prior PLS–LDA rule and is distinguished from this conditional method benchmark.</w:t>
+      </w:r>
+    </w:p>
+    <w:p>
+      <w:pPr>
+        <w:spacing w:after="120" w:line="264" w:lineRule="auto"/>
+      </w:pPr>
+      <w:r>
+        <w:rPr>
+          <w:rFonts w:ascii="Calibri" w:hAnsi="Calibri"/>
+          <w:b/>
+          <w:i w:val="0"/>
+          <w:color w:val="000000"/>
+          <w:sz w:val="22"/>
+        </w:rPr>
+        <w:t>No additional algorithm-comparison correction is requested.</w:t>
+      </w:r>
+      <w:r>
+        <w:rPr>
+          <w:rFonts w:ascii="Calibri" w:hAnsi="Calibri"/>
+          <w:b w:val="0"/>
+          <w:i w:val="0"/>
+          <w:color w:val="000000"/>
+          <w:sz w:val="22"/>
+        </w:rPr>
+        <w:t xml:space="preserve"> Table S10e should retain both AUROC and the symmetrically thresholded balanced accuracy, and the manuscript should not interpret this selected 12-model subset as evidence of atlas-wide superiority for either method.</w:t>
+      </w:r>
+    </w:p>
+    <w:p>
+      <w:pPr>
+        <w:pStyle w:val="Heading2"/>
+        <w:keepNext/>
+      </w:pPr>
+      <w:r>
+        <w:t>6. Relation to prior work and translational positioning</w:t>
       </w:r>
     </w:p>
     <w:p>
@@ -442,7 +491,7 @@
         <w:keepNext/>
       </w:pPr>
       <w:r>
-        <w:t>6. Reproducibility and model redistribution</w:t>
+        <w:t>7. Reproducibility and model redistribution</w:t>
       </w:r>
     </w:p>
     <w:p>
@@ -491,7 +540,7 @@
         <w:keepNext/>
       </w:pPr>
       <w:r>
-        <w:t>7. Administrative completion</w:t>
+        <w:t>8. Administrative completion</w:t>
       </w:r>
     </w:p>
     <w:p>

--- a/manuscript/reviewer_report_JTM.docx
+++ b/manuscript/reviewer_report_JTM.docx
@@ -175,7 +175,7 @@
           <w:color w:val="000000"/>
           <w:sz w:val="22"/>
         </w:rPr>
-        <w:t>This is a carefully reconstructed, patient-level TCGA benchmark and research-software resource. The revised work addresses the major scientific concerns that would otherwise prevent interpretation: multiple slides are aggregated before validation; molecular missingness is not labelled wild type; binary models use PLS–LDA; continuous and binary performance is reported with uncertainty; multiplicity is shown both within cancer and across cancers; and the absence of independent external validation is explicit. The revised wording no longer presents internal TCGA estimates as translational evidence. Nevertheless, independent validation remains the decisive missing element for publication as a translational prediction study.</w:t>
+        <w:t>This is a carefully reconstructed, patient-level TCGA benchmark and research-software resource. The revised work addresses the major scientific concerns that would otherwise prevent interpretation: multiple slides are aggregated before validation; molecular missingness is not labelled wild type; binary models use PLS–LDA; continuous and binary performance is reported with uncertainty; multiplicity is shown locally, across cancers and atlas-wide; and the absence of independent external validation is explicit. The revised wording no longer presents internal TCGA estimates as translational evidence. Nevertheless, independent validation remains the decisive missing element for publication as a translational prediction study.</w:t>
       </w:r>
     </w:p>
     <w:p>
@@ -281,7 +281,7 @@
           <w:color w:val="000000"/>
           <w:sz w:val="22"/>
         </w:rPr>
-        <w:t>The final screen reports 219 continuous and 104 binary within-cancer candidates. The stricter across-cancer family correction retains 219 continuous and 39 mutation pairs. The 999-permutation target, finite-p correction, conservative sequential stopping and explicit global sensitivity are transparent for an exploratory benchmark. The manuscript appropriately acknowledges that the minimum empirical p-value of 0.001 limits attainable q-values in large global families, so global non-passage must not be read as evidence of no biological signal. The revised higher-effect/moderate-effect/screen-negative language is preferable to presenting internal tiers as clinical evidence grades.</w:t>
+        <w:t>The final screen reports 219 continuous and 104 binary within-cancer candidates. The stricter across-cancer family correction retains 219 continuous and 39 mutation pairs, while 320/323 local candidates pass one BH correction across all 2,073 eligible atlas tests. The manuscript correctly distinguishes this single atlas-wide sensitivity from its primary local cancer-specific questions. It also now states explicitly that every permutation reruns training-fold centering, inner component selection, outer refitting and held-out prediction. Among completed 999-permutation tests, 308 had zero exceedances; the exact two-sided 95% Monte Carlo interval is 0–0.003686. The locked eight-model refinement continues the same streams to 9,999 full permutations, with 8/8 zero-exceedance results and refined p-values all 0.0001. The refinement is appropriately presented as a precision sensitivity rather than being inserted post hoc into the prespecified FDR screen. Models are ordered by predictive effect, repeated and site-grouped stability are reported alongside, and tied minimum q-values are not used for ranking.</w:t>
       </w:r>
     </w:p>
     <w:p>
@@ -296,7 +296,7 @@
           <w:color w:val="000000"/>
           <w:sz w:val="22"/>
         </w:rPr>
-        <w:t>No additional analysis requested.</w:t>
+        <w:t>No additional multiplicity correction is requested.</w:t>
       </w:r>
       <w:r>
         <w:rPr>
@@ -306,7 +306,7 @@
           <w:color w:val="000000"/>
           <w:sz w:val="22"/>
         </w:rPr>
-        <w:t xml:space="preserve"> Preserve the numerical distinction between within-cancer and across-cancer results in the abstract and conclusions.</w:t>
+        <w:t xml:space="preserve"> Preserve the numerical distinction between within-cancer, across-cancer-family and atlas-wide results, and retain the Monte Carlo interval and targeted-refinement caveats.</w:t>
       </w:r>
     </w:p>
     <w:p>

--- a/manuscript/reviewer_report_JTM.docx
+++ b/manuscript/reviewer_report_JTM.docx
@@ -330,7 +330,7 @@
           <w:color w:val="000000"/>
           <w:sz w:val="22"/>
         </w:rPr>
-        <w:t>The 24 highlighted models report sensitivity, specificity, balanced accuracy and AUROC for binary outcomes and Q², RMSE and Spearman correlation for continuous outcomes, with patient-cluster bootstrap intervals. The Discussion correctly clarifies that these intervals are conditional on endpoint selection in the same TCGA benchmark and do not remove winner's-curse optimism or estimate external performance. The observed-versus-predicted figure is useful. Model artifacts record ordered feature schema, checksums, training ranges, pooling, endpoint transformations, output units, class coding, priors, decision behaviour, calibration status and external-validation status. The registry also reports the exact fastPLS commit, computation backend and exclusive seeded rSVD configuration. Removal of training latent-score and fitted-value rows strengthens the portability claim.</w:t>
+        <w:t>The 24 highlighted models report sensitivity, specificity, balanced accuracy, AUROC, PR-AUC and cohort-specific PPV/NPV for binary outcomes and Q², RMSE and Spearman correlation for continuous outcomes, with patient-cluster bootstrap intervals. The Discussion correctly clarifies that these intervals are conditional on endpoint selection in the same TCGA benchmark and do not remove winner's-curse optimism or estimate external performance. The observed-versus-predicted figure is useful. Model artifacts record ordered feature schema, checksums, training ranges, pooling, endpoint transformations, output units, class coding, priors, decision behaviour, calibration status and external-validation status. The registry also reports the exact fastPLS commit, computation backend and exclusive seeded rSVD configuration. Removal of training latent-score and fitted-value rows strengthens the portability claim.</w:t>
       </w:r>
     </w:p>
     <w:p>
@@ -355,7 +355,7 @@
           <w:color w:val="000000"/>
           <w:sz w:val="22"/>
         </w:rPr>
-        <w:t xml:space="preserve"> Continue to describe LDA scores as uncalibrated and all fitted objects as research-only TCGA models.</w:t>
+        <w:t xml:space="preserve"> Continue to describe LDA scores as uncalibrated and all fitted objects as research-only TCGA models; PPV and NPV must remain explicitly tied to observed TCGA prevalence.</w:t>
       </w:r>
     </w:p>
     <w:p>
@@ -452,7 +452,71 @@
         <w:keepNext/>
       </w:pPr>
       <w:r>
-        <w:t>6. Relation to prior work and translational positioning</w:t>
+        <w:t>6. Binary class size and development stability</w:t>
+      </w:r>
+    </w:p>
+    <w:p>
+      <w:pPr>
+        <w:spacing w:after="120" w:line="264" w:lineRule="auto"/>
+      </w:pPr>
+      <w:r>
+        <w:rPr>
+          <w:rFonts w:ascii="Calibri" w:hAnsi="Calibri"/>
+          <w:b w:val="0"/>
+          <w:i w:val="0"/>
+          <w:color w:val="000000"/>
+          <w:sz w:val="22"/>
+        </w:rPr>
+        <w:t>The authors have now separated screening inclusiveness from model maturity. Of 459 binary pairs eligible under the prespecified 20-per-class rule, 244 (53.2%) meet a stricter 50-per-class rule. Among 104 screen-positive binary models, 87 (83.7%) meet the stricter standard and 17 are now designated exploratory/limited evidence. None of the main highlighted binary models is limited evidence. The package retains the complete atlas for transparency but excludes the 17 limited models from default inference; explicit opt-in emits a warning.</w:t>
+      </w:r>
+    </w:p>
+    <w:p>
+      <w:pPr>
+        <w:spacing w:after="120" w:line="264" w:lineRule="auto"/>
+      </w:pPr>
+      <w:r>
+        <w:rPr>
+          <w:rFonts w:ascii="Calibri" w:hAnsi="Calibri"/>
+          <w:b w:val="0"/>
+          <w:i w:val="0"/>
+          <w:color w:val="000000"/>
+          <w:sz w:val="22"/>
+        </w:rPr>
+        <w:t>The reliability supplement now provides class counts for every repeated outer fold, exact reconstructed inner-fold class minima, selected-component distributions across 25 fits per model, average precision, TCGA-prevalence PPV/NPV, repeat score and call stability, and fixed-test-fold learning curves at 50%, 75% and 100% of the outer-training data. The limited models had as few as 4 positive cases in an outer test fold, 12 positive cases in an inner training fold and 3 in an inner validation fold. At full training size, their median balanced accuracy was 0.636, median AUROC 0.738 and median PR-AUC 0.389. Component selection frequently reached the prespecified ceiling, supporting the decision not to present these models beside substantially better-supported ones.</w:t>
+      </w:r>
+    </w:p>
+    <w:p>
+      <w:pPr>
+        <w:spacing w:after="120" w:line="264" w:lineRule="auto"/>
+      </w:pPr>
+      <w:r>
+        <w:rPr>
+          <w:rFonts w:ascii="Calibri" w:hAnsi="Calibri"/>
+          <w:b/>
+          <w:i w:val="0"/>
+          <w:color w:val="000000"/>
+          <w:sz w:val="22"/>
+        </w:rPr>
+        <w:t>No further internal sample-size analysis is requested.</w:t>
+      </w:r>
+      <w:r>
+        <w:rPr>
+          <w:rFonts w:ascii="Calibri" w:hAnsi="Calibri"/>
+          <w:b w:val="0"/>
+          <w:i w:val="0"/>
+          <w:color w:val="000000"/>
+          <w:sz w:val="22"/>
+        </w:rPr>
+        <w:t xml:space="preserve"> Retain these models only in the clearly separated exploratory tier, keep them out of default inference, and do not interpret learning curves or repeat stability as substitutes for independent validation.</w:t>
+      </w:r>
+    </w:p>
+    <w:p>
+      <w:pPr>
+        <w:pStyle w:val="Heading2"/>
+        <w:keepNext/>
+      </w:pPr>
+      <w:r>
+        <w:t>7. Relation to prior work and translational positioning</w:t>
       </w:r>
     </w:p>
     <w:p>
@@ -491,7 +555,7 @@
         <w:keepNext/>
       </w:pPr>
       <w:r>
-        <w:t>7. Reproducibility and model redistribution</w:t>
+        <w:t>8. Reproducibility and model redistribution</w:t>
       </w:r>
     </w:p>
     <w:p>
@@ -506,7 +570,7 @@
           <w:color w:val="000000"/>
           <w:sz w:val="22"/>
         </w:rPr>
-        <w:t>The reproducibility resource is split between the public analysis repository and a separate GPL-3 TITANPred R package. The package contains all 323 fitted research models, their SHA-256 registry, repeated out-of-fold reference distributions, cancer-vector inference interface and HTML/PDF research-software template. The package repository is currently private, and the manuscript now states this rather than claiming public release. The artifacts contain learned parameters and training-range summaries but no patient-level training rows. This materially strengthens the portability and transparency claim.</w:t>
+        <w:t>The reproducibility resource is split between the public analysis repository and a separate GPL-3 TITANPred R package. The package contains all 323 fitted research models, with 306 in default inference and 17 limited-evidence binary models requiring explicit opt-in, their SHA-256 registry, repeated out-of-fold reference distributions, cancer-vector inference interface and HTML/PDF research-software template. The package repository is currently private, and the manuscript now states this rather than claiming public release. The artifacts contain learned parameters and training-range summaries but no patient-level training rows. This materially strengthens the portability and transparency claim.</w:t>
       </w:r>
     </w:p>
     <w:p>
@@ -540,7 +604,7 @@
         <w:keepNext/>
       </w:pPr>
       <w:r>
-        <w:t>8. Administrative completion</w:t>
+        <w:t>9. Administrative completion</w:t>
       </w:r>
     </w:p>
     <w:p>

--- a/manuscript/reviewer_report_JTM.docx
+++ b/manuscript/reviewer_report_JTM.docx
@@ -330,7 +330,7 @@
           <w:color w:val="000000"/>
           <w:sz w:val="22"/>
         </w:rPr>
-        <w:t>The 24 highlighted models report sensitivity, specificity, balanced accuracy, AUROC, PR-AUC and cohort-specific PPV/NPV for binary outcomes and Q², RMSE and Spearman correlation for continuous outcomes, with patient-cluster bootstrap intervals. The Discussion correctly clarifies that these intervals are conditional on endpoint selection in the same TCGA benchmark and do not remove winner's-curse optimism or estimate external performance. The observed-versus-predicted figure is useful. Model artifacts record ordered feature schema, checksums, training ranges, pooling, endpoint transformations, output units, class coding, priors, decision behaviour, calibration status and external-validation status. The registry also reports the exact fastPLS commit, computation backend and exclusive seeded rSVD configuration. Removal of training latent-score and fitted-value rows strengthens the portability claim.</w:t>
+        <w:t>The 24 highlighted models report sensitivity, specificity, balanced accuracy, AUROC, PR-AUC and cohort-specific PPV/NPV for binary outcomes and Q², RMSE and Spearman correlation for continuous outcomes, with 95% selection-conditioned patient-resampling intervals for repeated out-of-fold predictions. The Methods and Discussion now state that these intervals resample patients from five fixed prediction sets and do not repeat screening, fold generation, tuning or fitting. They do not remove winner's-curse optimism or estimate external performance. The observed-versus-predicted figure is useful. Model artifacts record ordered feature schema, checksums, training ranges, pooling, endpoint transformations, output units, class coding, priors, decision behaviour, calibration status and external-validation status. The registry also reports the exact fastPLS commit, computation backend and exclusive seeded rSVD configuration. Removal of training latent-score and fitted-value rows strengthens the portability claim.</w:t>
       </w:r>
     </w:p>
     <w:p>
@@ -418,7 +418,7 @@
           <w:color w:val="000000"/>
           <w:sz w:val="22"/>
         </w:rPr>
-        <w:t>The revised 12-model binary comparison removes the earlier operating-rule advantage given to ridge. PLS–LDA and ridge now use identical outer partitions and identical inner partitions. Within each outer training set, both operating thresholds are selected from method-specific inner out-of-fold scores by maximising balanced accuracy. Threshold-independent AUROC is the primary binary algorithm-comparison metric: the median ridge-minus-PLS difference is 0.004 (IQR -0.001 to 0.010); one endpoint favours ridge and 11 are uncertain. Under symmetric thresholding, the median balanced-accuracy difference is 0.005 (IQR 0.001 to 0.012); again one endpoint favours ridge and 11 are uncertain. The primary atlas appropriately retains its prespecified observed-prior PLS–LDA rule and is distinguished from this conditional method benchmark.</w:t>
+        <w:t>The revised 12-model binary comparison removes the earlier operating-rule advantage given to ridge. PLS–LDA and ridge now use identical outer partitions and identical inner partitions. Within each outer training set, both operating thresholds are selected from method-specific inner out-of-fold scores by maximising balanced accuracy. Threshold-independent AUROC is the primary binary algorithm-comparison metric: the median ridge-minus-PLS difference is 0.004 (IQR -0.001 to 0.010); 2 endpoints favour ridge and 10 are uncertain. Under symmetric thresholding, the median balanced-accuracy difference is 0.005 (IQR 0.001 to 0.012); 0 favour ridge, 0 favour PLS and 12 are uncertain. The primary atlas appropriately retains its prespecified observed-prior PLS–LDA rule and is distinguished from this conditional method benchmark.</w:t>
       </w:r>
     </w:p>
     <w:p>
@@ -433,7 +433,7 @@
           <w:color w:val="000000"/>
           <w:sz w:val="22"/>
         </w:rPr>
-        <w:t>No additional algorithm-comparison correction is requested.</w:t>
+        <w:t>The new 2,000-replicate paired patient-resampling interval is preferable to the previous five-repeat t interval.</w:t>
       </w:r>
       <w:r>
         <w:rPr>
@@ -516,7 +516,71 @@
         <w:keepNext/>
       </w:pPr>
       <w:r>
-        <w:t>7. Relation to prior work and translational positioning</w:t>
+        <w:t>7. Selection-conditioned uncertainty</w:t>
+      </w:r>
+    </w:p>
+    <w:p>
+      <w:pPr>
+        <w:spacing w:after="120" w:line="264" w:lineRule="auto"/>
+      </w:pPr>
+      <w:r>
+        <w:rPr>
+          <w:rFonts w:ascii="Calibri" w:hAnsi="Calibri"/>
+          <w:b w:val="0"/>
+          <w:i w:val="0"/>
+          <w:color w:val="000000"/>
+          <w:sz w:val="22"/>
+        </w:rPr>
+        <w:t>The revised manuscript no longer presents generic '95% bootstrap intervals' or '95% confidence intervals' for the highlighted TCGA results. The abstract and table captions define these as 95% selection-conditioned patient-resampling intervals for repeated out-of-fold predictions. Each replicate samples patients as clusters, retains all five existing held-out predictions, recalculates the metric within repeat and averages across repeats. The Methods now distinguish represented patient-sampling variability from excluded screening/highlighting uncertainty, new-fold variability, retuning/refitting variability, winner's-curse correction and external cohort/site/scanner/population variation.</w:t>
+      </w:r>
+    </w:p>
+    <w:p>
+      <w:pPr>
+        <w:spacing w:after="120" w:line="264" w:lineRule="auto"/>
+      </w:pPr>
+      <w:r>
+        <w:rPr>
+          <w:rFonts w:ascii="Calibri" w:hAnsi="Calibri"/>
+          <w:b w:val="0"/>
+          <w:i w:val="0"/>
+          <w:color w:val="000000"/>
+          <w:sz w:val="22"/>
+        </w:rPr>
+        <w:t>The PLS–ridge comparison has also been strengthened. For repeat r, the paired difference is d_r=M_r(ridge)−M_r(PLS), with Δ=(1/5)Σ_r d_r. A 2,000-replicate paired patient bootstrap samples patients with replacement while retaining both methods and all five matched repeat predictions; percentile limits are calculated from the resulting Δ values. The matched predictions and all 120 repeat-specific differences are machine-readable. The interval still conditions on PLS-based highlighting and does not refit either algorithm inside a bootstrap replicate, which is now stated explicitly.</w:t>
+      </w:r>
+    </w:p>
+    <w:p>
+      <w:pPr>
+        <w:spacing w:after="120" w:line="264" w:lineRule="auto"/>
+      </w:pPr>
+      <w:r>
+        <w:rPr>
+          <w:rFonts w:ascii="Calibri" w:hAnsi="Calibri"/>
+          <w:b/>
+          <w:i w:val="0"/>
+          <w:color w:val="000000"/>
+          <w:sz w:val="22"/>
+        </w:rPr>
+        <w:t>No additional internal uncertainty analysis is requested.</w:t>
+      </w:r>
+      <w:r>
+        <w:rPr>
+          <w:rFonts w:ascii="Calibri" w:hAnsi="Calibri"/>
+          <w:b w:val="0"/>
+          <w:i w:val="0"/>
+          <w:color w:val="000000"/>
+          <w:sz w:val="22"/>
+        </w:rPr>
+        <w:t xml:space="preserve"> Preserve the full interval label in the abstract and define the SC abbreviation in every applicable table; do not relabel these intervals as generalisation confidence intervals during copyediting.</w:t>
+      </w:r>
+    </w:p>
+    <w:p>
+      <w:pPr>
+        <w:pStyle w:val="Heading2"/>
+        <w:keepNext/>
+      </w:pPr>
+      <w:r>
+        <w:t>8. Relation to prior work and translational positioning</w:t>
       </w:r>
     </w:p>
     <w:p>
@@ -555,7 +619,7 @@
         <w:keepNext/>
       </w:pPr>
       <w:r>
-        <w:t>8. Reproducibility and model redistribution</w:t>
+        <w:t>9. Reproducibility and model redistribution</w:t>
       </w:r>
     </w:p>
     <w:p>
@@ -604,7 +668,7 @@
         <w:keepNext/>
       </w:pPr>
       <w:r>
-        <w:t>9. Administrative completion</w:t>
+        <w:t>10. Administrative completion</w:t>
       </w:r>
     </w:p>
     <w:p>

--- a/manuscript/reviewer_report_JTM.docx
+++ b/manuscript/reviewer_report_JTM.docx
@@ -175,7 +175,7 @@
           <w:color w:val="000000"/>
           <w:sz w:val="22"/>
         </w:rPr>
-        <w:t>This is a carefully reconstructed, patient-level TCGA benchmark and research-software resource. The revised work addresses the major scientific concerns that would otherwise prevent interpretation: multiple slides are aggregated before validation; molecular missingness is not labelled wild type; binary models use PLS–LDA; continuous and binary performance is reported with uncertainty; multiplicity is shown locally, across cancers and atlas-wide; and the absence of independent external validation is explicit. The revised wording no longer presents internal TCGA estimates as translational evidence. Nevertheless, independent validation remains the decisive missing element for publication as a translational prediction study.</w:t>
+        <w:t>This is a carefully reconstructed, patient-level TCGA benchmark and research-software resource. The revised work addresses the major scientific concerns that would otherwise prevent interpretation: multiple slides are aggregated before validation; molecular missingness is not labelled wild type; binary models use PLS–LDA; continuous and binary performance is reported with uncertainty; multiplicity is shown locally, across cancers and atlas-wide; and the absence of independent external validation is explicit. A metadata-stratified, performance-independent comparison now shows that ridge often matches or exceeds PLS, so the manuscript retains PLS only as the prespecified reference analysis and makes no optimality claim. The revised wording no longer presents internal TCGA estimates as translational evidence. Nevertheless, independent validation remains the decisive missing element for publication as a translational prediction study.</w:t>
       </w:r>
     </w:p>
     <w:p>
@@ -403,7 +403,7 @@
         <w:keepNext/>
       </w:pPr>
       <w:r>
-        <w:t>5. Symmetric binary PLS–ridge comparison</w:t>
+        <w:t>5. Metadata-stratified PLS–ridge benchmark</w:t>
       </w:r>
     </w:p>
     <w:p>
@@ -418,7 +418,7 @@
           <w:color w:val="000000"/>
           <w:sz w:val="22"/>
         </w:rPr>
-        <w:t>The revised 12-model binary comparison removes the earlier operating-rule advantage given to ridge. PLS–LDA and ridge now use identical outer partitions and identical inner partitions. Within each outer training set, both operating thresholds are selected from method-specific inner out-of-fold scores by maximising balanced accuracy. Threshold-independent AUROC is the primary binary algorithm-comparison metric: the median ridge-minus-PLS difference is 0.004 (IQR -0.001 to 0.010); 2 endpoints favour ridge and 10 are uncertain. Under symmetric thresholding, the median balanced-accuracy difference is 0.005 (IQR 0.001 to 0.012); 0 favour ridge, 0 favour PLS and 12 are uncertain. The primary atlas appropriately retains its prespecified observed-prior PLS–LDA rule and is distinguished from this conditional method benchmark.</w:t>
+        <w:t>The revised comparison is no longer conditional on successful PLS screening. All 2,073 eligible tests entered a metadata-only sampling frame, and a fixed salted SHA-256 rank selected one target from each non-empty outcome-family × sample-size-tercile cell, with an additional minority-class-fraction tercile for binary outcomes. The resulting 47-target benchmark comprises 12 continuous and 35 binary endpoints; only 14 were PLS screen-positive and 33 were screen-negative. This is a representative benchmark, not an atlas-wide ridge screen. Both methods use the same patients, five repeated outer partitions and inner partitions. Continuous PLS components and ridge penalties are each selected by maximising pooled inner out-of-fold Q². Binary PLS–LDA components and ridge penalties are tuned within the same inner folds, and both operating thresholds are selected from method-specific inner out-of-fold scores by maximising balanced accuracy. Threshold-independent AUROC is the primary binary comparison metric: the median ridge-minus-PLS difference is 0.008 (IQR -0.002 to 0.027); 8 endpoints favour ridge, 0 favour PLS and 27 are uncertain. Under symmetric thresholding, the median balanced-accuracy difference is 0.012 (IQR 0.005 to 0.025); 4 favour ridge, 0 favour PLS and 31 are uncertain.</w:t>
       </w:r>
     </w:p>
     <w:p>
@@ -428,22 +428,12 @@
       <w:r>
         <w:rPr>
           <w:rFonts w:ascii="Calibri" w:hAnsi="Calibri"/>
-          <w:b/>
-          <w:i w:val="0"/>
-          <w:color w:val="000000"/>
-          <w:sz w:val="22"/>
-        </w:rPr>
-        <w:t>The new 2,000-replicate paired patient-resampling interval is preferable to the previous five-repeat t interval.</w:t>
-      </w:r>
-      <w:r>
-        <w:rPr>
-          <w:rFonts w:ascii="Calibri" w:hAnsi="Calibri"/>
           <w:b w:val="0"/>
           <w:i w:val="0"/>
           <w:color w:val="000000"/>
           <w:sz w:val="22"/>
         </w:rPr>
-        <w:t xml:space="preserve"> Table S10e should retain both AUROC and the symmetrically thresholded balanced accuracy, and the manuscript should not interpret this selected 12-model subset as evidence of atlas-wide superiority for either method.</w:t>
+        <w:t>For continuous outcomes, the median ridge-minus-PLS Q² difference is 0.053 (IQR 0.031 to 0.136); 10/12 favour ridge, none favour PLS and 2 are uncertain. The secondary Spearman difference has median -0.009; 3 favour ridge, 2 favour PLS and 7 are uncertain. The 2,000-replicate paired patient-resampling intervals are conditional on the fixed representative sample, folds and predictions and do not refit either model. These results do not establish PLS as the best model. The primary atlas appropriately retains PLS only as its prespecified reference analysis; the released PLS models should not be described as algorithmically optimal.</w:t>
       </w:r>
     </w:p>
     <w:p>
@@ -546,7 +536,7 @@
           <w:color w:val="000000"/>
           <w:sz w:val="22"/>
         </w:rPr>
-        <w:t>The PLS–ridge comparison has also been strengthened. For repeat r, the paired difference is d_r=M_r(ridge)−M_r(PLS), with Δ=(1/5)Σ_r d_r. A 2,000-replicate paired patient bootstrap samples patients with replacement while retaining both methods and all five matched repeat predictions; percentile limits are calculated from the resulting Δ values. The matched predictions and all 120 repeat-specific differences are machine-readable. The interval still conditions on PLS-based highlighting and does not refit either algorithm inside a bootstrap replicate, which is now stated explicitly.</w:t>
+        <w:t>The PLS–ridge comparison has also been strengthened. For repeat r, the paired difference is d_r=M_r(ridge)−M_r(PLS), with Δ=(1/5)Σ_r d_r. A 2,000-replicate paired patient bootstrap samples patients with replacement while retaining both methods and all five matched repeat predictions; percentile limits are calculated from the resulting Δ values. The matched predictions and all 235 repeat-specific differences are machine-readable. The interval conditions on the metadata-stratified representative sample and does not regenerate partitions or refit either algorithm inside a bootstrap replicate, which is now stated explicitly.</w:t>
       </w:r>
     </w:p>
     <w:p>
@@ -611,6 +601,21 @@
           <w:sz w:val="22"/>
         </w:rPr>
         <w:t>The authors now document that CPTAC-UCEC is a feasible future cohort but that its whole-slide archive requires de novo TITAN extraction. They lock UCEC TP53 mutation, genome doubling and continuous aneuploidy score before inspecting external data, with artifact hashes, no-refitting rules and mandatory reporting of failures. This is useful prospective discipline, but it is not external validation evidence.</w:t>
+      </w:r>
+    </w:p>
+    <w:p>
+      <w:pPr>
+        <w:spacing w:after="120" w:line="264" w:lineRule="auto"/>
+      </w:pPr>
+      <w:r>
+        <w:rPr>
+          <w:rFonts w:ascii="Calibri" w:hAnsi="Calibri"/>
+          <w:b w:val="0"/>
+          <w:i w:val="0"/>
+          <w:color w:val="000000"/>
+          <w:sz w:val="22"/>
+        </w:rPr>
+        <w:t>PLS2 remains a secondary, hypothesis-generating analysis because it answers a different multiresponse question. Within complete-case, ordered inflammatory panels it improved mean cancer-level Q² by 0.066 for inferred cell fractions, 0.017 for infiltration scores and 0.056 for immune-repertoire features. However, the shared latent solution changes the estimand and eligible complete-case population, has no binary analogue in this resource, and has not been compared with a matched multiresponse ridge baseline or independently validated. It should therefore not replace the endpoint-wise primary benchmark post hoc. A future locked multiresponse study could evaluate PLS2 and alternative multitask models on identical cohorts and external data. Portability is not unique to PLS; both PLS and ridge yield compact exportable linear parameters.</w:t>
       </w:r>
     </w:p>
     <w:p>
@@ -848,7 +853,7 @@
           <w:color w:val="000000"/>
           <w:sz w:val="22"/>
         </w:rPr>
-        <w:t>• PLS1–PLS2 comparison is appropriately secondary, with LDA preferred for binary endpoints.</w:t>
+        <w:t>• PLS1–PLS2 comparison is appropriately secondary because it changes the estimand and complete-case population; PLS is presented as the prespecified reference rather than the best method.</w:t>
       </w:r>
     </w:p>
     <w:p>

--- a/manuscript/reviewer_report_JTM.docx
+++ b/manuscript/reviewer_report_JTM.docx
@@ -23,7 +23,7 @@
           <w:color w:val="5A5A5A"/>
           <w:sz w:val="28"/>
         </w:rPr>
-        <w:t>A systematic patient-level benchmark and reusable model resource for molecular and immune prediction from pretrained TITAN whole-slide representations across 32 TCGA cancers</w:t>
+        <w:t>A systematic patient-level benchmark and reusable model resource for molecular and derived immune-feature prediction from pretrained TITAN whole-slide representations across 32 TCGA cancers</w:t>
       </w:r>
     </w:p>
     <w:p>
@@ -199,7 +199,7 @@
           <w:color w:val="000000"/>
           <w:sz w:val="22"/>
         </w:rPr>
-        <w:t>The manuscript fits the Molecular Pathology remit as a reproducible study of image-derived molecular and immune signals in human tumours. Its main contribution is a transparent endpoint-by-endpoint benchmark using a fixed pretrained representation, complete negative reporting and portable fitted linear models. The authors appropriately refrain from clinical claims and label every value as an internally derived TCGA estimate. Without an independent cohort, the work should be evaluated as a computational pathology resource rather than a translational prediction study.</w:t>
+        <w:t>The manuscript fits the Molecular Pathology remit as a reproducible study of image-derived molecular and derived immune-feature signals in human tumours. Its main contribution is a transparent endpoint-by-endpoint benchmark using a fixed pretrained representation, complete negative reporting and portable fitted linear models. The authors appropriately refrain from clinical claims and label every value as an internally derived TCGA estimate. Without an independent cohort, the work should be evaluated as a computational pathology resource rather than a translational prediction study.</w:t>
       </w:r>
     </w:p>
     <w:p>
@@ -624,7 +624,71 @@
         <w:keepNext/>
       </w:pPr>
       <w:r>
-        <w:t>9. Reproducibility and model redistribution</w:t>
+        <w:t>9. Endpoint provenance and morphological interpretation</w:t>
+      </w:r>
+    </w:p>
+    <w:p>
+      <w:pPr>
+        <w:spacing w:after="120" w:line="264" w:lineRule="auto"/>
+      </w:pPr>
+      <w:r>
+        <w:rPr>
+          <w:rFonts w:ascii="Calibri" w:hAnsi="Calibri"/>
+          <w:b w:val="0"/>
+          <w:i w:val="0"/>
+          <w:color w:val="000000"/>
+          <w:sz w:val="22"/>
+        </w:rPr>
+        <w:t>The revision now distinguishes the label-generating assays and algorithms rather than presenting all continuous targets as equivalent immune measurements. The complete 2,073-row endpoint dictionary covers every eligible cancer–endpoint test and records source modality, direct/inferred status, derivation algorithm, original scale, analysis transformation, target-specific missingness, expected measurement error, biological interpretation and an assay-equivalence caveat. Its 194 unique definitions are also supplied separately. The high-level classes are direct sequence-supported alterations, sequencing-derived burdens, inferred immune-cell fractions, transcriptomic signatures, pathology-associated quantities and composite genomic-context scores. CIBERSORT fractions are correctly described as bulk-RNA deconvolution outputs, leukocyte fraction as methylation-derived and TIL Regional Fraction as an H&amp;E-derived Saltz quantity. The text appropriately states that prediction of these inferred phenotypes is not equivalent to a direct cell count, IHC, flow cytometry or a clinically certified biomarker.</w:t>
+      </w:r>
+    </w:p>
+    <w:p>
+      <w:pPr>
+        <w:spacing w:after="120" w:line="264" w:lineRule="auto"/>
+      </w:pPr>
+      <w:r>
+        <w:rPr>
+          <w:rFonts w:ascii="Calibri" w:hAnsi="Calibri"/>
+          <w:b w:val="0"/>
+          <w:i w:val="0"/>
+          <w:color w:val="000000"/>
+          <w:sz w:val="22"/>
+        </w:rPr>
+        <w:t>The authors also add a qualitative context analysis with 20 records across five representative models. High/low repeated-OOF anchors are paired with their nearest within-cancer patient-level mean TITAN neighbour, and the table preserves exact patient/slide identifiers, original predictions, ranks, cosine similarities and generated-report context. This is a useful transparency step, especially because the BLCA TIL Regional Fraction panel is explicitly identified as same-H&amp;E-modality concordance. However, global pooled embeddings do not localise relevant patches, and TCGA-Slide-Reports text generated by TITAN from the same images is not independent evidence or blinded pathology review. The manuscript now states those limits plainly.</w:t>
+      </w:r>
+    </w:p>
+    <w:p>
+      <w:pPr>
+        <w:spacing w:after="120" w:line="264" w:lineRule="auto"/>
+      </w:pPr>
+      <w:r>
+        <w:rPr>
+          <w:rFonts w:ascii="Calibri" w:hAnsi="Calibri"/>
+          <w:b/>
+          <w:i w:val="0"/>
+          <w:color w:val="000000"/>
+          <w:sz w:val="22"/>
+        </w:rPr>
+        <w:t>No additional internal interpretability claim is requested.</w:t>
+      </w:r>
+      <w:r>
+        <w:rPr>
+          <w:rFonts w:ascii="Calibri" w:hAnsi="Calibri"/>
+          <w:b w:val="0"/>
+          <w:i w:val="0"/>
+          <w:color w:val="000000"/>
+          <w:sz w:val="22"/>
+        </w:rPr>
+        <w:t xml:space="preserve"> Retain Figure S4 and Tables S13–S14 as qualitative context, not mechanistic evidence. Any future morphological explanation should preserve tile-level representations or relevance maps and undergo blinded pathologist review.</w:t>
+      </w:r>
+    </w:p>
+    <w:p>
+      <w:pPr>
+        <w:pStyle w:val="Heading2"/>
+        <w:keepNext/>
+      </w:pPr>
+      <w:r>
+        <w:t>10. Reproducibility and model redistribution</w:t>
       </w:r>
     </w:p>
     <w:p>
@@ -673,7 +737,7 @@
         <w:keepNext/>
       </w:pPr>
       <w:r>
-        <w:t>10. Administrative completion</w:t>
+        <w:t>11. Administrative completion</w:t>
       </w:r>
     </w:p>
     <w:p>
@@ -721,7 +785,7 @@
           <w:color w:val="000000"/>
           <w:sz w:val="22"/>
         </w:rPr>
-        <w:t>The TRIPOD+AI item-to-location map in Supplementary Table S12 should accompany the submission.</w:t>
+        <w:t>The TRIPOD+AI item-to-location map in Supplementary Table S12 and the endpoint dictionary in Table S13 should accompany the submission.</w:t>
       </w:r>
     </w:p>
     <w:p>
@@ -823,7 +887,7 @@
           <w:color w:val="000000"/>
           <w:sz w:val="22"/>
         </w:rPr>
-        <w:t>• The benchmark includes immune and inflammatory features as well as mutations, pathways, MSI, aneuploidy and fusions.</w:t>
+        <w:t>• The benchmark distinguishes inferred immune and inflammatory features from direct alterations and other derived genomic phenotypes.</w:t>
       </w:r>
     </w:p>
     <w:p>

--- a/manuscript/reviewer_report_JTM.docx
+++ b/manuscript/reviewer_report_JTM.docx
@@ -688,7 +688,61 @@
         <w:keepNext/>
       </w:pPr>
       <w:r>
-        <w:t>10. Reproducibility and model redistribution</w:t>
+        <w:t>10. COAD software-interface illustration</w:t>
+      </w:r>
+    </w:p>
+    <w:p>
+      <w:pPr>
+        <w:spacing w:after="120" w:line="264" w:lineRule="auto"/>
+      </w:pPr>
+      <w:r>
+        <w:rPr>
+          <w:rFonts w:ascii="Calibri" w:hAnsi="Calibri"/>
+          <w:b w:val="0"/>
+          <w:i w:val="0"/>
+          <w:color w:val="000000"/>
+          <w:sz w:val="22"/>
+        </w:rPr>
+        <w:t>At the authors' request, the two COAD participants and radar comparison remain in main Figure 7 solely to show the software output. The Results and caption state the full post hoc construction: clinical-text and profile-saturation restrictions followed by selection of the pair with maximum Euclidean separation across continuous TCGA OOF prediction percentiles. This makes clear that the visual contrast was designed after inspecting model outputs and is not representative sampling or performance evidence.</w:t>
+      </w:r>
+    </w:p>
+    <w:p>
+      <w:pPr>
+        <w:spacing w:after="120" w:line="264" w:lineRule="auto"/>
+      </w:pPr>
+      <w:r>
+        <w:rPr>
+          <w:rFonts w:ascii="Calibri" w:hAnsi="Calibri"/>
+          <w:b w:val="0"/>
+          <w:i w:val="0"/>
+          <w:color w:val="000000"/>
+          <w:sz w:val="22"/>
+        </w:rPr>
+        <w:t>The case language is now appropriately limited. TCGA-AA-A01F is reported as pN1, whereas the available slide summary for TCGA-AA-3972 contains no nodal category; no claim of clinical comparability remains. Treatment, response, recurrence, follow-up and survival narratives have been removed because these variables were neither model inputs nor validation outcomes. The package tutorial separately uses a synthetic non-patient vector for routine smoke testing.</w:t>
+      </w:r>
+    </w:p>
+    <w:p>
+      <w:pPr>
+        <w:spacing w:after="120" w:line="264" w:lineRule="auto"/>
+      </w:pPr>
+      <w:r>
+        <w:rPr>
+          <w:rFonts w:ascii="Calibri" w:hAnsi="Calibri"/>
+          <w:b w:val="0"/>
+          <w:i w:val="0"/>
+          <w:color w:val="000000"/>
+          <w:sz w:val="22"/>
+        </w:rPr>
+        <w:t>The package report makes the principal limitations visually prominent: its banner states 'UNVALIDATED RESEARCH OUTPUT', 'TCGA OOF score rank (not probability)', 'No independent external validation' and 'Not for diagnosis, treatment selection, or clinical risk estimation'. Binary plots and tables place '(not probability)' directly beside every score-rank label, and machine-readable inference rows expose an explicit false probability flag and uncalibrated status. No further case-based clinical interpretation is justified.</w:t>
+      </w:r>
+    </w:p>
+    <w:p>
+      <w:pPr>
+        <w:pStyle w:val="Heading2"/>
+        <w:keepNext/>
+      </w:pPr>
+      <w:r>
+        <w:t>11. Reproducibility and model redistribution</w:t>
       </w:r>
     </w:p>
     <w:p>
@@ -737,7 +791,7 @@
         <w:keepNext/>
       </w:pPr>
       <w:r>
-        <w:t>11. Administrative completion</w:t>
+        <w:t>12. Administrative completion</w:t>
       </w:r>
     </w:p>
     <w:p>

--- a/manuscript/reviewer_report_JTM.docx
+++ b/manuscript/reviewer_report_JTM.docx
@@ -281,7 +281,7 @@
           <w:color w:val="000000"/>
           <w:sz w:val="22"/>
         </w:rPr>
-        <w:t>The final screen reports 219 continuous and 104 binary within-cancer candidates. The stricter across-cancer family correction retains 219 continuous and 39 mutation pairs, while 320/323 local candidates pass one BH correction across all 2,073 eligible atlas tests. The manuscript correctly distinguishes this single atlas-wide sensitivity from its primary local cancer-specific questions. It also now states explicitly that every permutation reruns training-fold centering, inner component selection, outer refitting and held-out prediction. Among completed 999-permutation tests, 308 had zero exceedances; the exact two-sided 95% Monte Carlo interval is 0–0.003686. The locked eight-model refinement continues the same streams to 9,999 full permutations, with 8/8 zero-exceedance results and refined p-values all 0.0001. The refinement is appropriately presented as a precision sensitivity rather than being inserted post hoc into the prespecified FDR screen. Models are ordered by predictive effect, repeated and site-grouped stability are reported alongside, and tied minimum q-values are not used for ranking.</w:t>
+        <w:t>The final screen reports 219 continuous and 104 binary within-cancer candidates. The stricter across-cancer family correction retains 219 continuous and 39 mutation pairs, while 320/323 local candidates pass one BH correction across all 2,073 eligible atlas tests. The manuscript correctly distinguishes this single atlas-wide sensitivity from its primary local cancer-specific questions. It also now states explicitly that every permutation reruns training-fold centering, inner component selection, outer refitting and held-out prediction. Among completed 999-permutation tests, 308 had zero exceedances; the exact two-sided 95% Monte Carlo interval is 0–0.003686. The locked eight-model refinement continues the same streams to 9,999 full permutations, with 8/8 zero-exceedance results and refined p-values all 0.0001. The refinement is appropriately presented as a precision sensitivity rather than being inserted post hoc into the prespecified FDR screen. Models are ordered by the outcome-appropriate predictive metric, repeated and site-grouped stability are reported alongside, and tied minimum q-values are not used for ranking. The former effect-sounding categories have been replaced by the neutral labels 'prespecified screening tier A' and 'prespecified screening tier B'. The Methods state that these are prioritisation rules based on Q² for continuous outcomes and 2×balanced accuracy−1 for binary outcomes, not established clinical or statistical effect categories or directly commensurate scales.</w:t>
       </w:r>
     </w:p>
     <w:p>
@@ -379,7 +379,7 @@
           <w:color w:val="000000"/>
           <w:sz w:val="22"/>
         </w:rPr>
-        <w:t>The revised manuscript now makes the site result visible rather than reducing it to a median robustness statistic. Main Figure 6 shows every target, the largest attenuations and the new within-cancer submitting-site classifiers; Main Table 3 reports grouped performance beside highlighted models. Overall, 83/323 screen-positive models (25.7%) fell below their original effect threshold. READ–APC and COAD–APC declined to balanced accuracies 0.495 and 0.543. The public analysis registry and inference output expose the grouped metric, delta, site count, threshold-retention status and prominent warning for every model. The complete fold audit reports patients, sites and class counts in all 1,613 outer folds and confirms that inner component selection also kept tissue-source sites intact.</w:t>
+        <w:t>The revised manuscript now makes the site result visible rather than reducing it to a median robustness statistic. Main Figure 6 shows every target, the largest attenuations and the new within-cancer submitting-site classifiers; Main Table 3 reports grouped performance beside highlighted models. Overall, 83/323 screen-positive models (25.7%) fell below their original prespecified screening threshold. READ–APC and COAD–APC declined to balanced accuracies 0.495 and 0.543. The public analysis registry and inference output expose the grouped metric, delta, site count, threshold-retention status and prominent warning for every model. The complete fold audit reports patients, sites and class counts in all 1,613 outer folds and confirms that inner component selection also kept tissue-source sites intact.</w:t>
       </w:r>
     </w:p>
     <w:p>
@@ -887,7 +887,55 @@
           <w:color w:val="000000"/>
           <w:sz w:val="22"/>
         </w:rPr>
-        <w:t>Figure 1 is no longer clipped, and Figure 4A now shows the strongest primary continuous prediction with explicit held-out metrics. These corrected production figures should be retained.</w:t>
+        <w:t>Figure 1 is no longer clipped, and Figure 4A now shows the strongest primary-screen continuous prediction with explicit held-out metrics. These corrected production figures should be retained.</w:t>
+      </w:r>
+    </w:p>
+    <w:p>
+      <w:pPr>
+        <w:pStyle w:val="Heading3"/>
+        <w:keepNext/>
+      </w:pPr>
+      <w:r>
+        <w:t>Primary versus repeated estimates</w:t>
+      </w:r>
+    </w:p>
+    <w:p>
+      <w:pPr>
+        <w:spacing w:after="120" w:line="264" w:lineRule="auto"/>
+      </w:pPr>
+      <w:r>
+        <w:rPr>
+          <w:rFonts w:ascii="Calibri" w:hAnsi="Calibri"/>
+          <w:b w:val="0"/>
+          <w:i w:val="0"/>
+          <w:color w:val="000000"/>
+          <w:sz w:val="22"/>
+        </w:rPr>
+        <w:t>The revision now distinguishes the initial nested-CV primary screening estimate from the mean across five additional nested-CV repeats. Main Table 3 reports both; THYM–Th17 is transparently labelled Q² 0.638 in the screen and 0.594 in repeated validation. The difference is expected resampling variation, not an inconsistency.</w:t>
+      </w:r>
+    </w:p>
+    <w:p>
+      <w:pPr>
+        <w:pStyle w:val="Heading3"/>
+        <w:keepNext/>
+      </w:pPr>
+      <w:r>
+        <w:t>Screening tiers</w:t>
+      </w:r>
+    </w:p>
+    <w:p>
+      <w:pPr>
+        <w:spacing w:after="120" w:line="264" w:lineRule="auto"/>
+      </w:pPr>
+      <w:r>
+        <w:rPr>
+          <w:rFonts w:ascii="Calibri" w:hAnsi="Calibri"/>
+          <w:b w:val="0"/>
+          <w:i w:val="0"/>
+          <w:color w:val="000000"/>
+          <w:sz w:val="22"/>
+        </w:rPr>
+        <w:t>The neutral labels prespecified screening tier A/B are appropriate. They are clearly defined as prioritisation rules rather than established clinical or statistical effect categories.</w:t>
       </w:r>
     </w:p>
     <w:p>

--- a/manuscript/reviewer_report_JTM.docx
+++ b/manuscript/reviewer_report_JTM.docx
@@ -379,7 +379,7 @@
           <w:color w:val="000000"/>
           <w:sz w:val="22"/>
         </w:rPr>
-        <w:t>The revised manuscript now makes the site result visible rather than reducing it to a median robustness statistic. Main Figure 6 shows every target, the largest attenuations and the new within-cancer submitting-site classifiers; Main Table 3 reports grouped performance beside highlighted models. Overall, 83/323 screen-positive models (25.7%) fell below their original prespecified screening threshold. READ–APC and COAD–APC declined to balanced accuracies 0.495 and 0.543. The public analysis registry and inference output expose the grouped metric, delta, site count, threshold-retention status and prominent warning for every model. The complete fold audit reports patients, sites and class counts in all 1,613 outer folds and confirms that inner component selection also kept tissue-source sites intact.</w:t>
+        <w:t>The revised manuscript now makes the site result visible rather than reducing it to a median robustness statistic. Main Figure 6 shows every target, the largest attenuations and the new within-cancer submitting-site classifiers; Supplementary Table S6a reports grouped performance beside highlighted models. Overall, 83/323 screen-positive models (25.7%) fell below their original prespecified screening threshold. READ–APC and COAD–APC declined to balanced accuracies 0.495 and 0.543. The public analysis registry and inference output expose the grouped metric, delta, site count, threshold-retention status and prominent warning for every model. The complete fold audit reports patients, sites and class counts in all 1,613 outer folds and confirms that inner component selection also kept tissue-source sites intact.</w:t>
       </w:r>
     </w:p>
     <w:p>
@@ -911,7 +911,31 @@
           <w:color w:val="000000"/>
           <w:sz w:val="22"/>
         </w:rPr>
-        <w:t>The revision now distinguishes the initial nested-CV primary screening estimate from the mean across five additional nested-CV repeats. Main Table 3 reports both; THYM–Th17 is transparently labelled Q² 0.638 in the screen and 0.594 in repeated validation. The difference is expected resampling variation, not an inconsistency.</w:t>
+        <w:t>The revision now distinguishes the initial nested-CV primary screening estimate from the mean across five additional nested-CV repeats. Supplementary Table S6a reports both; THYM–Th17 is transparently labelled Q² 0.638 in the screen and 0.594 in repeated validation. The difference is expected resampling variation, not an inconsistency.</w:t>
+      </w:r>
+    </w:p>
+    <w:p>
+      <w:pPr>
+        <w:pStyle w:val="Heading3"/>
+        <w:keepNext/>
+      </w:pPr>
+      <w:r>
+        <w:t>Manuscript density</w:t>
+      </w:r>
+    </w:p>
+    <w:p>
+      <w:pPr>
+        <w:spacing w:after="120" w:line="264" w:lineRule="auto"/>
+      </w:pPr>
+      <w:r>
+        <w:rPr>
+          <w:rFonts w:ascii="Calibri" w:hAnsi="Calibri"/>
+          <w:b w:val="0"/>
+          <w:i w:val="0"/>
+          <w:color w:val="000000"/>
+          <w:sz w:val="22"/>
+        </w:rPr>
+        <w:t>The main paper is appropriately streamlined as a research article: the review-style literature comparison table has been removed, and the oversized highlighted-model performance table has moved to Supplementary Table S6a without loss of metrics. The main manuscript now contains only two compact tables.</w:t>
       </w:r>
     </w:p>
     <w:p>

--- a/manuscript/reviewer_report_JTM.docx
+++ b/manuscript/reviewer_report_JTM.docx
@@ -944,6 +944,30 @@
         <w:keepNext/>
       </w:pPr>
       <w:r>
+        <w:t>Precision–recall reporting</w:t>
+      </w:r>
+    </w:p>
+    <w:p>
+      <w:pPr>
+        <w:spacing w:after="120" w:line="264" w:lineRule="auto"/>
+      </w:pPr>
+      <w:r>
+        <w:rPr>
+          <w:rFonts w:ascii="Calibri" w:hAnsi="Calibri"/>
+          <w:b w:val="0"/>
+          <w:i w:val="0"/>
+          <w:color w:val="000000"/>
+          <w:sz w:val="22"/>
+        </w:rPr>
+        <w:t>PR-AUC is now visible in the Abstract and main Results, not only in supplementary reliability fields. It is correctly defined as non-interpolated average precision and interpreted against endpoint prevalence. The explicit low-prevalence mutation/fusion summary usefully shows that apparently strong AUROC can coexist with substantially more modest positive-class retrieval.</w:t>
+      </w:r>
+    </w:p>
+    <w:p>
+      <w:pPr>
+        <w:pStyle w:val="Heading3"/>
+        <w:keepNext/>
+      </w:pPr>
+      <w:r>
         <w:t>Screening tiers</w:t>
       </w:r>
     </w:p>

--- a/manuscript/reviewer_report_JTM.docx
+++ b/manuscript/reviewer_report_JTM.docx
@@ -968,6 +968,30 @@
         <w:keepNext/>
       </w:pPr>
       <w:r>
+        <w:t>Figure readability</w:t>
+      </w:r>
+    </w:p>
+    <w:p>
+      <w:pPr>
+        <w:spacing w:after="120" w:line="264" w:lineRule="auto"/>
+      </w:pPr>
+      <w:r>
+        <w:rPr>
+          <w:rFonts w:ascii="Calibri" w:hAnsi="Calibri"/>
+          <w:b w:val="0"/>
+          <w:i w:val="0"/>
+          <w:color w:val="000000"/>
+          <w:sz w:val="22"/>
+        </w:rPr>
+        <w:t>Figures 2, 3, 5 and 6 now use larger typography and restrict ranked displays while directing readers to complete supplementary tables. Figure 7 replaces the two radar plots with a shared-axis dumbbell comparison, retains original predicted values in a separate column and simplifies the binary panel. The redesign materially improves normal-size comparison without dropping the two illustrative COAD cases.</w:t>
+      </w:r>
+    </w:p>
+    <w:p>
+      <w:pPr>
+        <w:pStyle w:val="Heading3"/>
+        <w:keepNext/>
+      </w:pPr>
+      <w:r>
         <w:t>Screening tiers</w:t>
       </w:r>
     </w:p>

--- a/manuscript/reviewer_report_JTM.docx
+++ b/manuscript/reviewer_report_JTM.docx
@@ -935,7 +935,31 @@
           <w:color w:val="000000"/>
           <w:sz w:val="22"/>
         </w:rPr>
-        <w:t>The main paper is appropriately streamlined as a research article: the review-style literature comparison table has been removed, and the oversized highlighted-model performance table has moved to Supplementary Table S6a without loss of metrics. The main manuscript now contains only two compact tables.</w:t>
+        <w:t>The main paper is appropriately streamlined as a research article: the review-style literature comparison table has been removed, and the oversized highlighted-model performance table has moved to Supplementary Table S6a without loss of metrics. The locked-target implementation table has also moved to Supplementary Table S6c, leaving one compact main-text table.</w:t>
+      </w:r>
+    </w:p>
+    <w:p>
+      <w:pPr>
+        <w:pStyle w:val="Heading3"/>
+        <w:keepNext/>
+      </w:pPr>
+      <w:r>
+        <w:t>Implementation detail</w:t>
+      </w:r>
+    </w:p>
+    <w:p>
+      <w:pPr>
+        <w:spacing w:after="120" w:line="264" w:lineRule="auto"/>
+      </w:pPr>
+      <w:r>
+        <w:rPr>
+          <w:rFonts w:ascii="Calibri" w:hAnsi="Calibri"/>
+          <w:b w:val="0"/>
+          <w:i w:val="0"/>
+          <w:color w:val="000000"/>
+          <w:sz w:val="22"/>
+        </w:rPr>
+        <w:t>Detailed report construction, score-rank definitions, checksums, model inventory, input validation and package behaviour have been moved out of the main Results to the Supplement and software documentation. The main Results retain only a concise description needed to interpret the illustrative COAD output.</w:t>
       </w:r>
     </w:p>
     <w:p>

--- a/manuscript/reviewer_report_JTM.docx
+++ b/manuscript/reviewer_report_JTM.docx
@@ -232,7 +232,7 @@
           <w:color w:val="000000"/>
           <w:sz w:val="22"/>
         </w:rPr>
-        <w:t>The patient is now the analysis unit and 843 patients with multiple eligible slides are pooled before outcome matching and fold assignment. The first-slide sensitivity is an appropriate patient-aggregation check. Tissue-source-site sensitivity is now treated separately as a central finding. Mutation denominators are restricted to 8,476 MC3-profiled patients, while 919 patients without a matched profile remain missing; the nine retained protein-altering variant classes are now explicit and audited. The source-level aliquot and fusion-coverage audits make the outcome construction reproducible. The TCGA Clinical Data Resource now supplies descriptive characteristics for 9,385 matched participants, including age, recorded gender, race and broad stage overall and by cancer.</w:t>
+        <w:t>The patient is now the analysis unit and 843 patients with multiple eligible slides are pooled before outcome matching and fold assignment. The first-slide sensitivity is an appropriate patient-aggregation check. Sensitivity to TCGA tissue-source-site-code grouping is now treated separately as a central finding. Mutation denominators are restricted to 8,476 MC3-profiled patients, while 919 patients without a matched profile remain missing; the nine retained protein-altering variant classes are now explicit and audited. The source-level aliquot and fusion-coverage audits make the outcome construction reproducible. The TCGA Clinical Data Resource now supplies descriptive characteristics for 9,385 matched participants, including age, recorded gender, race and broad stage overall and by cancer.</w:t>
       </w:r>
     </w:p>
     <w:p>
@@ -281,7 +281,7 @@
           <w:color w:val="000000"/>
           <w:sz w:val="22"/>
         </w:rPr>
-        <w:t>The final screen reports 219 continuous and 104 binary within-cancer candidates. The stricter across-cancer family correction retains 219 continuous and 39 mutation pairs, while 320/323 local candidates pass one BH correction across all 2,073 eligible atlas tests. The manuscript correctly distinguishes this single atlas-wide sensitivity from its primary local cancer-specific questions. It also now states explicitly that every permutation reruns training-fold centering, inner component selection, outer refitting and held-out prediction. Among completed 999-permutation tests, 308 had zero exceedances; the exact two-sided 95% Monte Carlo interval is 0–0.003686. The locked eight-model refinement continues the same streams to 9,999 full permutations, with 8/8 zero-exceedance results and refined p-values all 0.0001. The refinement is appropriately presented as a precision sensitivity rather than being inserted post hoc into the prespecified FDR screen. Models are ordered by the outcome-appropriate predictive metric, repeated and site-grouped stability are reported alongside, and tied minimum q-values are not used for ranking. The former effect-sounding categories have been replaced by the neutral labels 'prespecified screening tier A' and 'prespecified screening tier B'. The Methods state that these are prioritisation rules based on Q² for continuous outcomes and 2×balanced accuracy−1 for binary outcomes, not established clinical or statistical effect categories or directly commensurate scales.</w:t>
+        <w:t>The final screen reports 219 continuous and 104 binary within-cancer candidates. The stricter across-cancer family correction retains 219 continuous and 39 mutation pairs, while 320/323 local candidates pass one BH correction across all 2,073 eligible atlas tests. The manuscript correctly distinguishes this single atlas-wide sensitivity from its primary local cancer-specific questions. It also now states explicitly that every permutation reruns training-fold centering, inner component selection, outer refitting and held-out prediction. Among completed 999-permutation tests, 308 had zero exceedances; the exact two-sided 95% Monte Carlo interval is 0–0.003686. The locked eight-model refinement continues the same streams to 9,999 full permutations, with 8/8 zero-exceedance results and refined p-values all 0.0001. The refinement is appropriately presented as a precision sensitivity rather than being inserted post hoc into the prespecified FDR screen. Models are ordered by the outcome-appropriate predictive metric, repeated stability and stability under grouping by TCGA tissue-source-site code are reported alongside, and tied minimum q-values are not used for ranking. The former effect-sounding categories have been replaced by the neutral labels 'prespecified screening tier A' and 'prespecified screening tier B'. The Methods state that these are prioritisation rules based on Q² for continuous outcomes and 2×balanced accuracy−1 for binary outcomes, not established clinical or statistical effect categories or directly commensurate scales.</w:t>
       </w:r>
     </w:p>
     <w:p>
@@ -364,7 +364,7 @@
         <w:keepNext/>
       </w:pPr>
       <w:r>
-        <w:t>4. Tissue-source-site sensitivity and confounding</w:t>
+        <w:t>4. Sensitivity to TCGA tissue-source-site-code grouping and confounding</w:t>
       </w:r>
     </w:p>
     <w:p>
@@ -379,7 +379,7 @@
           <w:color w:val="000000"/>
           <w:sz w:val="22"/>
         </w:rPr>
-        <w:t>The revised manuscript now makes the site result visible rather than reducing it to a median robustness statistic. Main Figure 6 shows every target, the largest attenuations and the new within-cancer submitting-site classifiers; Supplementary Table S6a reports grouped performance beside highlighted models. Overall, 83/323 screen-positive models (25.7%) fell below their original prespecified screening threshold. READ–APC and COAD–APC declined to balanced accuracies 0.495 and 0.543. The public analysis registry and inference output expose the grouped metric, delta, site count, threshold-retention status and prominent warning for every model. The complete fold audit reports patients, sites and class counts in all 1,613 outer folds and confirms that inner component selection also kept tissue-source sites intact.</w:t>
+        <w:t>The revised manuscript now makes the TCGA tissue-source-site-code result visible rather than reducing it to a median robustness statistic. Main Figure 6 shows every target, the largest attenuations and the new within-cancer TCGA tissue-source-site-code classifiers; Supplementary Table S6a reports grouped performance beside highlighted models. Overall, 83/323 screen-positive models (25.7%) fell below their original prespecified screening threshold. READ–APC and COAD–APC declined to balanced accuracies 0.495 and 0.543. The public analysis registry and inference output expose the grouped metric, delta, TCGA tissue-source-site-code count, threshold-retention status and prominent warning for every model. The complete fold audit reports patients, codes and class counts in all 1,613 outer folds and confirms that inner component selection also kept each TCGA tissue-source-site code intact.</w:t>
       </w:r>
     </w:p>
     <w:p>
@@ -394,7 +394,7 @@
           <w:color w:val="000000"/>
           <w:sz w:val="22"/>
         </w:rPr>
-        <w:t>The dedicated repeated nested analysis predicted tissue-source site from TITAN representations in 27/32 evaluable cancers, with median multiclass macro balanced accuracy 0.628. This quantifies substantial confounding potential. The manuscript appropriately calls the endpoint analysis 'TCGA tissue-source-site-grouped internal validation' and does not interpret retained performance as proof of scanner, laboratory or institutional transportability. Tissue-source site remains an imperfect proxy, and smaller grouped folds can account for part—but not all—of the attenuation.</w:t>
+        <w:t>The dedicated repeated nested analysis predicted TCGA tissue-source-site code from TITAN representations in 27/32 evaluable cancers, with median multiclass macro balanced accuracy 0.628. This quantifies substantial confounding potential. The manuscript appropriately calls the endpoint analysis 'internal validation grouped by TCGA tissue-source-site code' and does not interpret retained performance as proof of scanner, laboratory or institutional transportability. Tissue-source the barcode-derived code is not an institution, scanner or laboratory identifier, and smaller grouped folds can account for part—but not all—of the attenuation.</w:t>
       </w:r>
     </w:p>
     <w:p>
@@ -521,7 +521,7 @@
           <w:color w:val="000000"/>
           <w:sz w:val="22"/>
         </w:rPr>
-        <w:t>The revised manuscript no longer presents generic '95% bootstrap intervals' or '95% confidence intervals' for the highlighted TCGA results. The abstract and table captions define these as 95% selection-conditioned patient-resampling intervals for repeated out-of-fold predictions. Each replicate samples patients as clusters, retains all five existing held-out predictions, recalculates the metric within repeat and averages across repeats. The Methods now distinguish represented patient-sampling variability from excluded screening/highlighting uncertainty, new-fold variability, retuning/refitting variability, winner's-curse correction and external cohort/site/scanner/population variation.</w:t>
+        <w:t>The revised manuscript no longer presents generic '95% bootstrap intervals' or '95% confidence intervals' for the highlighted TCGA results. The abstract and table captions define these as 95% selection-conditioned patient-resampling intervals for repeated out-of-fold predictions. Each replicate samples patients as clusters, retains all five existing held-out predictions, recalculates the metric within repeat and averages across repeats. The Methods now distinguish represented patient-sampling variability from excluded screening/highlighting uncertainty, new-fold variability, retuning/refitting variability, winner's-curse correction and external cohort/institution/scanner/population variation.</w:t>
       </w:r>
     </w:p>
     <w:p>
@@ -968,6 +968,30 @@
         <w:keepNext/>
       </w:pPr>
       <w:r>
+        <w:t>TCGA tissue-source-site code</w:t>
+      </w:r>
+    </w:p>
+    <w:p>
+      <w:pPr>
+        <w:spacing w:after="120" w:line="264" w:lineRule="auto"/>
+      </w:pPr>
+      <w:r>
+        <w:rPr>
+          <w:rFonts w:ascii="Calibri" w:hAnsi="Calibri"/>
+          <w:b w:val="0"/>
+          <w:i w:val="0"/>
+          <w:color w:val="000000"/>
+          <w:sz w:val="22"/>
+        </w:rPr>
+        <w:t>The two-character barcode variable is now named consistently as the TCGA tissue-source-site code. Grouped validation and code-classification analyses no longer use the broader shorthand 'site'. The manuscript explicitly states that this code is not an institution, scanner, laboratory or staining-batch identifier and that grouping by it is internal to TCGA.</w:t>
+      </w:r>
+    </w:p>
+    <w:p>
+      <w:pPr>
+        <w:pStyle w:val="Heading3"/>
+        <w:keepNext/>
+      </w:pPr>
+      <w:r>
         <w:t>Precision–recall reporting</w:t>
       </w:r>
     </w:p>

--- a/manuscript/reviewer_report_JTM.docx
+++ b/manuscript/reviewer_report_JTM.docx
@@ -1031,7 +1031,7 @@
           <w:color w:val="000000"/>
           <w:sz w:val="22"/>
         </w:rPr>
-        <w:t>Figures 2, 3, 5 and 6 now use larger typography and restrict ranked displays while directing readers to complete supplementary tables. Figure 7 replaces the two radar plots with a shared-axis dumbbell comparison, retains original predicted values in a separate column and simplifies the binary panel. The redesign materially improves normal-size comparison without dropping the two illustrative COAD cases.</w:t>
+        <w:t>Figures 2 and 3 are restricted to 12 models, Figure 5 to 15 cancers, and Figure 6 to six labelled attenuations and 10 code-classification results, all with larger typography and links to complete supplementary tables. Figure 7 replaces the radar plots with a shared-axis dumbbell comparison of eight continuous endpoints and a six-endpoint binary panel; original predicted values remain visible and complete outputs stay in the separate case reports. The redesign materially improves normal-size comparison without dropping the two illustrative COAD cases.</w:t>
       </w:r>
     </w:p>
     <w:p>

--- a/manuscript/reviewer_report_JTM.docx
+++ b/manuscript/reviewer_report_JTM.docx
@@ -959,7 +959,7 @@
           <w:color w:val="000000"/>
           <w:sz w:val="22"/>
         </w:rPr>
-        <w:t>Detailed report construction, score-rank definitions, checksums, model inventory, input validation and package behaviour have been moved out of the main Results to the Supplement and software documentation. The main Results retain only a concise description needed to interpret the illustrative COAD output.</w:t>
+        <w:t>Detailed report construction, score-rank definitions, checksums, model inventory, input validation, locked-artifact metadata and package behaviour have been removed from the main Results and retained in the Supplement and software documentation. The implementation-oriented external-readiness subsection has also been removed. The main Results retain only one external-validation-status sentence and the biological context needed to interpret the two illustrative COAD profiles.</w:t>
       </w:r>
     </w:p>
     <w:p>

--- a/manuscript/reviewer_report_JTM.docx
+++ b/manuscript/reviewer_report_JTM.docx
@@ -232,7 +232,7 @@
           <w:color w:val="000000"/>
           <w:sz w:val="22"/>
         </w:rPr>
-        <w:t>The patient is now the analysis unit and 843 patients with multiple eligible slides are pooled before outcome matching and fold assignment. The first-slide sensitivity is an appropriate patient-aggregation check. Sensitivity to TCGA tissue-source-site-code grouping is now treated separately as a central finding. Mutation denominators are restricted to 8,476 MC3-profiled patients, while 919 patients without a matched profile remain missing; the nine retained protein-altering variant classes are now explicit and audited. The source-level aliquot and fusion-coverage audits make the outcome construction reproducible. The TCGA Clinical Data Resource now supplies descriptive characteristics for 9,385 matched participants, including age, recorded gender, race and broad stage overall and by cancer.</w:t>
+        <w:t>The patient is now the analysis unit and 843 patients with multiple eligible slides are pooled before outcome matching and fold assignment. The first-slide sensitivity is an appropriate patient-aggregation check. Sensitivity to grouping by TCGA tissue-source-site code is now treated separately as a central finding. Mutation denominators are restricted to 8,476 MC3-profiled patients, while 919 patients without a matched profile remain missing; the nine retained protein-altering variant classes are now explicit and audited. The source-level aliquot and fusion-coverage audits make the outcome construction reproducible. The TCGA Clinical Data Resource now supplies descriptive characteristics for 9,385 matched participants, including age, recorded gender, race and broad stage overall and by cancer.</w:t>
       </w:r>
     </w:p>
     <w:p>
@@ -364,7 +364,7 @@
         <w:keepNext/>
       </w:pPr>
       <w:r>
-        <w:t>4. Sensitivity to TCGA tissue-source-site-code grouping and confounding</w:t>
+        <w:t>4. Sensitivity to grouping by TCGA tissue-source-site code and confounding</w:t>
       </w:r>
     </w:p>
     <w:p>
@@ -379,7 +379,7 @@
           <w:color w:val="000000"/>
           <w:sz w:val="22"/>
         </w:rPr>
-        <w:t>The revised manuscript now makes the TCGA tissue-source-site-code result visible rather than reducing it to a median robustness statistic. Main Figure 6 shows every target, the largest attenuations and the new within-cancer TCGA tissue-source-site-code classifiers; Supplementary Table S6a reports grouped performance beside highlighted models. Overall, 83/323 screen-positive models (25.7%) fell below their original prespecified screening threshold. READ–APC and COAD–APC declined to balanced accuracies 0.495 and 0.543. The public analysis registry and inference output expose the grouped metric, delta, TCGA tissue-source-site-code count, threshold-retention status and prominent warning for every model. The complete fold audit reports patients, codes and class counts in all 1,613 outer folds and confirms that inner component selection also kept each TCGA tissue-source-site code intact.</w:t>
+        <w:t>The revised manuscript now makes the result from grouping by TCGA tissue-source-site code visible rather than reducing it to a median robustness statistic. Main Figure 6 shows every target, the largest attenuations and the new within-cancer classifiers of TCGA tissue-source-site code; Supplementary Table S6a reports grouped performance beside highlighted models. Overall, 83/323 screen-positive models (25.7%) fell below their original prespecified screening threshold. READ–APC and COAD–APC declined to balanced accuracies 0.495 and 0.543. The public analysis registry and inference output expose the grouped metric, delta, number of TCGA tissue-source-site codes, threshold-retention status and prominent warning for every model. The complete fold audit reports patients, codes and class counts in all 1,613 outer folds and confirms that inner component selection also kept each TCGA tissue-source-site code intact.</w:t>
       </w:r>
     </w:p>
     <w:p>

--- a/manuscript/reviewer_report_JTM.docx
+++ b/manuscript/reviewer_report_JTM.docx
@@ -232,7 +232,7 @@
           <w:color w:val="000000"/>
           <w:sz w:val="22"/>
         </w:rPr>
-        <w:t>The patient is now the analysis unit and 843 patients with multiple eligible slides are pooled before outcome matching and fold assignment. The first-slide sensitivity is an appropriate patient-aggregation check. Sensitivity to grouping by TCGA tissue-source-site code is now treated separately as a central finding. Mutation denominators are restricted to 8,476 MC3-profiled patients, while 919 patients without a matched profile remain missing; the nine retained protein-altering variant classes are now explicit and audited. The source-level aliquot and fusion-coverage audits make the outcome construction reproducible. The TCGA Clinical Data Resource now supplies descriptive characteristics for 9,385 matched participants, including age, recorded gender, race and broad stage overall and by cancer.</w:t>
+        <w:t>The patient is now the analysis unit and 843 patients with multiple eligible slides are pooled before outcome matching and fold assignment. The first-slide sensitivity is an appropriate patient-aggregation check. Sensitivity to grouping by TCGA tissue-source-site code is now treated separately as a central finding. Mutation denominators are restricted to 8,476 MC3-profiled patients, while 919 patients without a matched profile remain missing; the nine retained protein-altering variant classes are now explicit and audited. The source-level aliquot and fusion-coverage audits make the outcome construction reproducible. The TCGA Clinical Data Resource supplies descriptive characteristics for 9,385 matched participants, including age, recorded gender, race and broad stage overall and by cancer. A new denominator-first subgroup audit covers 266 high-volume models. Both recorded-sex groups were estimable in 138 continuous and 56 binary models; at least two broad race groups were estimable in 98 continuous and 32 binary models. Exact counts, metrics and non-estimability reasons are supplied for every screen-positive model–subgroup row.</w:t>
       </w:r>
     </w:p>
     <w:p>
@@ -257,7 +257,7 @@
           <w:color w:val="000000"/>
           <w:sz w:val="22"/>
         </w:rPr>
-        <w:t xml:space="preserve"> The manuscript should retain the exact wild-type, fusion-negative and patient-aggregation definitions during copyediting, and should not imply that descriptive demographics constitute subgroup model validation.</w:t>
+        <w:t xml:space="preserve"> The manuscript should retain the exact wild-type, fusion-negative and patient-aggregation definitions during copyediting, and should not imply that post hoc internal subgroup estimates constitute fairness validation or demographic equivalence.</w:t>
       </w:r>
     </w:p>
     <w:p>

--- a/manuscript/reviewer_report_JTM.docx
+++ b/manuscript/reviewer_report_JTM.docx
@@ -1040,6 +1040,30 @@
         <w:keepNext/>
       </w:pPr>
       <w:r>
+        <w:t>Pathology quality control</w:t>
+      </w:r>
+    </w:p>
+    <w:p>
+      <w:pPr>
+        <w:spacing w:after="120" w:line="264" w:lineRule="auto"/>
+      </w:pPr>
+      <w:r>
+        <w:rPr>
+          <w:rFonts w:ascii="Calibri" w:hAnsi="Calibri"/>
+          <w:b w:val="0"/>
+          <w:i w:val="0"/>
+          <w:color w:val="000000"/>
+          <w:sz w:val="22"/>
+        </w:rPr>
+        <w:t>The revision now states that tumour content/cellularity, tissue area, artefact, biopsy-versus-resection status and slide/image quality were not available as structured fields and were not used for exclusion or weighting. It correctly identifies site_of_resection_or_biopsy as anatomical site rather than procedure. Mean pooling gives each slide weight 1/n within a participant and each pooled participant one validation row, but this does not establish tissue adequacy. The maximum-slide participant, TCGA-DX-AB2L (SARC), is explicitly reported: all 30 same-image generated narratives mention no residual sarcoma/myxofibrosarcoma. Because these narratives are not independent pathologist adjudication, retaining the case as a limitation rather than silently excluding it is defensible; prospective pathology QC remains necessary.</w:t>
+      </w:r>
+    </w:p>
+    <w:p>
+      <w:pPr>
+        <w:pStyle w:val="Heading3"/>
+        <w:keepNext/>
+      </w:pPr>
+      <w:r>
         <w:t>Screening tiers</w:t>
       </w:r>
     </w:p>

--- a/manuscript/reviewer_report_JTM.docx
+++ b/manuscript/reviewer_report_JTM.docx
@@ -1064,6 +1064,30 @@
         <w:keepNext/>
       </w:pPr>
       <w:r>
+        <w:t>Predictability terminology</w:t>
+      </w:r>
+    </w:p>
+    <w:p>
+      <w:pPr>
+        <w:spacing w:after="120" w:line="264" w:lineRule="auto"/>
+      </w:pPr>
+      <w:r>
+        <w:rPr>
+          <w:rFonts w:ascii="Calibri" w:hAnsi="Calibri"/>
+          <w:b w:val="0"/>
+          <w:i w:val="0"/>
+          <w:color w:val="000000"/>
+          <w:sz w:val="22"/>
+        </w:rPr>
+        <w:t>The manuscript now uses predictability as an operational term for held-out cross-validated statistical association under the specified target, model, folds and threshold. It explicitly rejects causal, mechanistic and assay-equivalence interpretations and states that no image-derived estimate supports omission or replacement of the originating molecular or immune assay. This definition should be retained consistently in the final submission.</w:t>
+      </w:r>
+    </w:p>
+    <w:p>
+      <w:pPr>
+        <w:pStyle w:val="Heading3"/>
+        <w:keepNext/>
+      </w:pPr>
+      <w:r>
         <w:t>Screening tiers</w:t>
       </w:r>
     </w:p>

--- a/manuscript/reviewer_report_JTM.docx
+++ b/manuscript/reviewer_report_JTM.docx
@@ -199,7 +199,397 @@
           <w:color w:val="000000"/>
           <w:sz w:val="22"/>
         </w:rPr>
-        <w:t>The manuscript fits the Molecular Pathology remit as a reproducible study of image-derived molecular and derived immune-feature signals in human tumours. Its main contribution is a transparent endpoint-by-endpoint benchmark using a fixed pretrained representation, complete negative reporting and portable fitted linear models. The authors appropriately refrain from clinical claims and label every value as an internally derived TCGA estimate. Without an independent cohort, the work should be evaluated as a computational pathology resource rather than a translational prediction study.</w:t>
+        <w:t>The manuscript is unusually transparent and technically better controlled than many large TCGA prediction screens. Patient-level pooling, nested validation, explicit negative-result reporting and target-level sensitivity to grouping by TCGA tissue-source-site code are important strengths.</w:t>
+      </w:r>
+    </w:p>
+    <w:p>
+      <w:pPr>
+        <w:spacing w:after="120" w:line="264" w:lineRule="auto"/>
+      </w:pPr>
+      <w:r>
+        <w:rPr>
+          <w:rFonts w:ascii="Calibri" w:hAnsi="Calibri"/>
+          <w:b w:val="0"/>
+          <w:i w:val="0"/>
+          <w:color w:val="000000"/>
+          <w:sz w:val="22"/>
+        </w:rPr>
+        <w:t>However, it remains an internally validated TCGA benchmark whose mutation results substantially overlap the existing literature. The most compelling contribution is the unified analysis and reusable model infrastructure rather than novel biomarker discovery. The lack of external validation is particularly important for a translational journal, and the collapse of several leading results under grouping by TCGA tissue-source-site code reinforces this concern.</w:t>
+      </w:r>
+    </w:p>
+    <w:p>
+      <w:pPr>
+        <w:spacing w:after="120" w:line="264" w:lineRule="auto"/>
+      </w:pPr>
+      <w:r>
+        <w:rPr>
+          <w:rFonts w:ascii="Calibri" w:hAnsi="Calibri"/>
+          <w:b w:val="0"/>
+          <w:i w:val="0"/>
+          <w:color w:val="000000"/>
+          <w:sz w:val="22"/>
+        </w:rPr>
+        <w:t>I would support major revision only if the authors can resolve the TITAN-derived fitted-model redistribution/licensing question and materially strengthen transportability evidence, preferably through locked external validation. The current private, access-controlled status of TITANPred avoids an unsupported public-redistribution claim but does not itself constitute definitive licensing clearance. Without those changes, I would recommend rejection with encouragement to transfer the work to a computational pathology, bioinformatics or research-resource venue.</w:t>
+      </w:r>
+    </w:p>
+    <w:p>
+      <w:pPr>
+        <w:pStyle w:val="Heading2"/>
+        <w:keepNext/>
+      </w:pPr>
+      <w:r>
+        <w:t>Summary judgement</w:t>
+      </w:r>
+    </w:p>
+    <w:tbl>
+      <w:tblPr>
+        <w:tblStyle w:val="TableGrid"/>
+        <w:tblW w:type="auto" w:w="0"/>
+        <w:tblLayout w:type="autofit"/>
+        <w:tblLook w:firstColumn="1" w:firstRow="1" w:lastColumn="0" w:lastRow="0" w:noHBand="0" w:noVBand="1" w:val="04A0"/>
+      </w:tblPr>
+      <w:tblGrid>
+        <w:gridCol w:w="4680"/>
+        <w:gridCol w:w="4680"/>
+      </w:tblGrid>
+      <w:tr>
+        <w:tc>
+          <w:tcPr>
+            <w:tcW w:type="dxa" w:w="4680"/>
+          </w:tcPr>
+          <w:p>
+            <w:r>
+              <w:rPr>
+                <w:rFonts w:ascii="Calibri" w:hAnsi="Calibri"/>
+                <w:b/>
+                <w:i w:val="0"/>
+                <w:color w:val="1F4D78"/>
+                <w:sz w:val="22"/>
+              </w:rPr>
+              <w:t>Criterion</w:t>
+            </w:r>
+          </w:p>
+        </w:tc>
+        <w:tc>
+          <w:tcPr>
+            <w:tcW w:type="dxa" w:w="4680"/>
+          </w:tcPr>
+          <w:p>
+            <w:r>
+              <w:rPr>
+                <w:rFonts w:ascii="Calibri" w:hAnsi="Calibri"/>
+                <w:b/>
+                <w:i w:val="0"/>
+                <w:color w:val="1F4D78"/>
+                <w:sz w:val="22"/>
+              </w:rPr>
+              <w:t>Assessment</w:t>
+            </w:r>
+          </w:p>
+        </w:tc>
+      </w:tr>
+      <w:tr>
+        <w:tc>
+          <w:tcPr>
+            <w:tcW w:type="dxa" w:w="4680"/>
+          </w:tcPr>
+          <w:p>
+            <w:r>
+              <w:rPr>
+                <w:rFonts w:ascii="Calibri" w:hAnsi="Calibri"/>
+                <w:b/>
+                <w:i w:val="0"/>
+                <w:color w:val="000000"/>
+                <w:sz w:val="22"/>
+              </w:rPr>
+              <w:t>Scientific question</w:t>
+            </w:r>
+          </w:p>
+        </w:tc>
+        <w:tc>
+          <w:tcPr>
+            <w:tcW w:type="dxa" w:w="4680"/>
+          </w:tcPr>
+          <w:p>
+            <w:r>
+              <w:rPr>
+                <w:rFonts w:ascii="Calibri" w:hAnsi="Calibri"/>
+                <w:b w:val="0"/>
+                <w:i w:val="0"/>
+                <w:color w:val="000000"/>
+                <w:sz w:val="22"/>
+              </w:rPr>
+              <w:t>Important and timely</w:t>
+            </w:r>
+          </w:p>
+        </w:tc>
+      </w:tr>
+      <w:tr>
+        <w:tc>
+          <w:tcPr>
+            <w:tcW w:type="dxa" w:w="4680"/>
+          </w:tcPr>
+          <w:p>
+            <w:r>
+              <w:rPr>
+                <w:rFonts w:ascii="Calibri" w:hAnsi="Calibri"/>
+                <w:b/>
+                <w:i w:val="0"/>
+                <w:color w:val="000000"/>
+                <w:sz w:val="22"/>
+              </w:rPr>
+              <w:t>Technical execution</w:t>
+            </w:r>
+          </w:p>
+        </w:tc>
+        <w:tc>
+          <w:tcPr>
+            <w:tcW w:type="dxa" w:w="4680"/>
+          </w:tcPr>
+          <w:p>
+            <w:r>
+              <w:rPr>
+                <w:rFonts w:ascii="Calibri" w:hAnsi="Calibri"/>
+                <w:b w:val="0"/>
+                <w:i w:val="0"/>
+                <w:color w:val="000000"/>
+                <w:sz w:val="22"/>
+              </w:rPr>
+              <w:t>Generally strong, with important statistical issues</w:t>
+            </w:r>
+          </w:p>
+        </w:tc>
+      </w:tr>
+      <w:tr>
+        <w:tc>
+          <w:tcPr>
+            <w:tcW w:type="dxa" w:w="4680"/>
+          </w:tcPr>
+          <w:p>
+            <w:r>
+              <w:rPr>
+                <w:rFonts w:ascii="Calibri" w:hAnsi="Calibri"/>
+                <w:b/>
+                <w:i w:val="0"/>
+                <w:color w:val="000000"/>
+                <w:sz w:val="22"/>
+              </w:rPr>
+              <w:t>Transparency and reproducibility</w:t>
+            </w:r>
+          </w:p>
+        </w:tc>
+        <w:tc>
+          <w:tcPr>
+            <w:tcW w:type="dxa" w:w="4680"/>
+          </w:tcPr>
+          <w:p>
+            <w:r>
+              <w:rPr>
+                <w:rFonts w:ascii="Calibri" w:hAnsi="Calibri"/>
+                <w:b w:val="0"/>
+                <w:i w:val="0"/>
+                <w:color w:val="000000"/>
+                <w:sz w:val="22"/>
+              </w:rPr>
+              <w:t>Very strong</w:t>
+            </w:r>
+          </w:p>
+        </w:tc>
+      </w:tr>
+      <w:tr>
+        <w:tc>
+          <w:tcPr>
+            <w:tcW w:type="dxa" w:w="4680"/>
+          </w:tcPr>
+          <w:p>
+            <w:r>
+              <w:rPr>
+                <w:rFonts w:ascii="Calibri" w:hAnsi="Calibri"/>
+                <w:b/>
+                <w:i w:val="0"/>
+                <w:color w:val="000000"/>
+                <w:sz w:val="22"/>
+              </w:rPr>
+              <w:t>Novelty</w:t>
+            </w:r>
+          </w:p>
+        </w:tc>
+        <w:tc>
+          <w:tcPr>
+            <w:tcW w:type="dxa" w:w="4680"/>
+          </w:tcPr>
+          <w:p>
+            <w:r>
+              <w:rPr>
+                <w:rFonts w:ascii="Calibri" w:hAnsi="Calibri"/>
+                <w:b w:val="0"/>
+                <w:i w:val="0"/>
+                <w:color w:val="000000"/>
+                <w:sz w:val="22"/>
+              </w:rPr>
+              <w:t>Moderate; mainly framework/resource novelty</w:t>
+            </w:r>
+          </w:p>
+        </w:tc>
+      </w:tr>
+      <w:tr>
+        <w:tc>
+          <w:tcPr>
+            <w:tcW w:type="dxa" w:w="4680"/>
+          </w:tcPr>
+          <w:p>
+            <w:r>
+              <w:rPr>
+                <w:rFonts w:ascii="Calibri" w:hAnsi="Calibri"/>
+                <w:b/>
+                <w:i w:val="0"/>
+                <w:color w:val="000000"/>
+                <w:sz w:val="22"/>
+              </w:rPr>
+              <w:t>Biological interpretation</w:t>
+            </w:r>
+          </w:p>
+        </w:tc>
+        <w:tc>
+          <w:tcPr>
+            <w:tcW w:type="dxa" w:w="4680"/>
+          </w:tcPr>
+          <w:p>
+            <w:r>
+              <w:rPr>
+                <w:rFonts w:ascii="Calibri" w:hAnsi="Calibri"/>
+                <w:b w:val="0"/>
+                <w:i w:val="0"/>
+                <w:color w:val="000000"/>
+                <w:sz w:val="22"/>
+              </w:rPr>
+              <w:t>Limited</w:t>
+            </w:r>
+          </w:p>
+        </w:tc>
+      </w:tr>
+      <w:tr>
+        <w:tc>
+          <w:tcPr>
+            <w:tcW w:type="dxa" w:w="4680"/>
+          </w:tcPr>
+          <w:p>
+            <w:r>
+              <w:rPr>
+                <w:rFonts w:ascii="Calibri" w:hAnsi="Calibri"/>
+                <w:b/>
+                <w:i w:val="0"/>
+                <w:color w:val="000000"/>
+                <w:sz w:val="22"/>
+              </w:rPr>
+              <w:t>External/translational validation</w:t>
+            </w:r>
+          </w:p>
+        </w:tc>
+        <w:tc>
+          <w:tcPr>
+            <w:tcW w:type="dxa" w:w="4680"/>
+          </w:tcPr>
+          <w:p>
+            <w:r>
+              <w:rPr>
+                <w:rFonts w:ascii="Calibri" w:hAnsi="Calibri"/>
+                <w:b w:val="0"/>
+                <w:i w:val="0"/>
+                <w:color w:val="000000"/>
+                <w:sz w:val="22"/>
+              </w:rPr>
+              <w:t>Insufficient</w:t>
+            </w:r>
+          </w:p>
+        </w:tc>
+      </w:tr>
+      <w:tr>
+        <w:tc>
+          <w:tcPr>
+            <w:tcW w:type="dxa" w:w="4680"/>
+          </w:tcPr>
+          <w:p>
+            <w:r>
+              <w:rPr>
+                <w:rFonts w:ascii="Calibri" w:hAnsi="Calibri"/>
+                <w:b/>
+                <w:i w:val="0"/>
+                <w:color w:val="000000"/>
+                <w:sz w:val="22"/>
+              </w:rPr>
+              <w:t>Presentation</w:t>
+            </w:r>
+          </w:p>
+        </w:tc>
+        <w:tc>
+          <w:tcPr>
+            <w:tcW w:type="dxa" w:w="4680"/>
+          </w:tcPr>
+          <w:p>
+            <w:r>
+              <w:rPr>
+                <w:rFonts w:ascii="Calibri" w:hAnsi="Calibri"/>
+                <w:b w:val="0"/>
+                <w:i w:val="0"/>
+                <w:color w:val="000000"/>
+                <w:sz w:val="22"/>
+              </w:rPr>
+              <w:t>Clear but overly dense</w:t>
+            </w:r>
+          </w:p>
+        </w:tc>
+      </w:tr>
+      <w:tr>
+        <w:tc>
+          <w:tcPr>
+            <w:tcW w:type="dxa" w:w="4680"/>
+          </w:tcPr>
+          <w:p>
+            <w:r>
+              <w:rPr>
+                <w:rFonts w:ascii="Calibri" w:hAnsi="Calibri"/>
+                <w:b/>
+                <w:i w:val="0"/>
+                <w:color w:val="000000"/>
+                <w:sz w:val="22"/>
+              </w:rPr>
+              <w:t>Current decision</w:t>
+            </w:r>
+          </w:p>
+        </w:tc>
+        <w:tc>
+          <w:tcPr>
+            <w:tcW w:type="dxa" w:w="4680"/>
+          </w:tcPr>
+          <w:p>
+            <w:r>
+              <w:rPr>
+                <w:rFonts w:ascii="Calibri" w:hAnsi="Calibri"/>
+                <w:b/>
+                <w:i w:val="0"/>
+                <w:color w:val="000000"/>
+                <w:sz w:val="22"/>
+              </w:rPr>
+              <w:t>Major revision</w:t>
+            </w:r>
+          </w:p>
+        </w:tc>
+      </w:tr>
+    </w:tbl>
+    <w:p>
+      <w:pPr>
+        <w:spacing w:after="120" w:line="264" w:lineRule="auto"/>
+      </w:pPr>
+      <w:r>
+        <w:rPr>
+          <w:rFonts w:ascii="Calibri" w:hAnsi="Calibri"/>
+          <w:b w:val="0"/>
+          <w:i w:val="0"/>
+          <w:color w:val="000000"/>
+          <w:sz w:val="22"/>
+        </w:rPr>
+        <w:t>The manuscript has a strong publishable core, but the next revision should be organised around four priorities: independent validation, reporting of robustness to grouping by TCGA tissue-source-site code, a fair modelling comparison, and definitive licensing clearance.</w:t>
       </w:r>
     </w:p>
     <w:p>
